--- a/docs/archive/source/POC-DEMO-QUICKSTART.docx
+++ b/docs/archive/source/POC-DEMO-QUICKSTART.docx
@@ -20,6 +20,38 @@
           <w:b/>
           <w:bCs/>
         </w:rPr>
+        <w:t xml:space="preserve">Version:</w:t>
+      </w:r>
+      <w:r>
+        <w:t xml:space="preserve"> </w:t>
+      </w:r>
+      <w:r>
+        <w:t xml:space="preserve">2.1 |</w:t>
+      </w:r>
+      <w:r>
+        <w:t xml:space="preserve"> </w:t>
+      </w:r>
+      <w:r>
+        <w:rPr>
+          <w:b/>
+          <w:bCs/>
+        </w:rPr>
+        <w:t xml:space="preserve">Date:</w:t>
+      </w:r>
+      <w:r>
+        <w:t xml:space="preserve"> </w:t>
+      </w:r>
+      <w:r>
+        <w:t xml:space="preserve">April 21, 2026</w:t>
+      </w:r>
+      <w:r>
+        <w:t xml:space="preserve"> </w:t>
+      </w:r>
+      <w:r>
+        <w:rPr>
+          <w:b/>
+          <w:bCs/>
+        </w:rPr>
         <w:t xml:space="preserve">Duration:</w:t>
       </w:r>
       <w:r>
@@ -43,6 +75,39 @@
       </w:r>
       <w:r>
         <w:t xml:space="preserve">https://functional-medicine-infrastructure.vercel.app</w:t>
+      </w:r>
+    </w:p>
+    <w:p>
+      <w:pPr>
+        <w:pStyle w:val="BlockText"/>
+      </w:pPr>
+      <w:r>
+        <w:rPr>
+          <w:b/>
+          <w:bCs/>
+        </w:rPr>
+        <w:t xml:space="preserve">CI status (as of v2.1):</w:t>
+      </w:r>
+      <w:r>
+        <w:t xml:space="preserve"> </w:t>
+      </w:r>
+      <w:r>
+        <w:t xml:space="preserve">Every merge to main is backed by 65 passing Playwright E2E tests across Chromium / Firefox / WebKit / mobile Chrome, plus 6 jest unit tests covering the HIPAA idle-timeout state machine. E2E blocks merges — no</w:t>
+      </w:r>
+      <w:r>
+        <w:t xml:space="preserve"> </w:t>
+      </w:r>
+      <w:r>
+        <w:rPr>
+          <w:rStyle w:val="VerbatimChar"/>
+        </w:rPr>
+        <w:t xml:space="preserve">continue-on-error</w:t>
+      </w:r>
+      <w:r>
+        <w:t xml:space="preserve"> </w:t>
+      </w:r>
+      <w:r>
+        <w:t xml:space="preserve">escape hatch.</w:t>
       </w:r>
     </w:p>
     <w:p>

--- a/docs/archive/source/POC-DEMO-QUICKSTART.docx
+++ b/docs/archive/source/POC-DEMO-QUICKSTART.docx
@@ -2,7 +2,7 @@
 <file path=word/document.xml><?xml version="1.0" encoding="utf-8"?>
 <w:document xmlns:w="http://schemas.openxmlformats.org/wordprocessingml/2006/main" xmlns:m="http://schemas.openxmlformats.org/officeDocument/2006/math" xmlns:r="http://schemas.openxmlformats.org/officeDocument/2006/relationships" xmlns:o="urn:schemas-microsoft-com:office:office" xmlns:v="urn:schemas-microsoft-com:vml" xmlns:w10="urn:schemas-microsoft-com:office:word" xmlns:a="http://schemas.openxmlformats.org/drawingml/2006/main" xmlns:pic="http://schemas.openxmlformats.org/drawingml/2006/picture" xmlns:wp="http://schemas.openxmlformats.org/drawingml/2006/wordprocessingDrawing">
   <w:body>
-    <w:bookmarkStart w:id="19" w:name="compoundiq-poc-demo-quick-start-guide"/>
+    <w:bookmarkStart w:id="30" w:name="compoundiq-poc-demo-quick-start-guide"/>
     <w:p>
       <w:pPr>
         <w:pStyle w:val="Heading1"/>
@@ -17,8 +17,8 @@
       </w:pPr>
       <w:r>
         <w:rPr>
-          <w:b/>
-          <w:bCs/>
+          <w:bCs/>
+          <w:b/>
         </w:rPr>
         <w:t xml:space="preserve">Version:</w:t>
       </w:r>
@@ -33,8 +33,8 @@
       </w:r>
       <w:r>
         <w:rPr>
-          <w:b/>
-          <w:bCs/>
+          <w:bCs/>
+          <w:b/>
         </w:rPr>
         <w:t xml:space="preserve">Date:</w:t>
       </w:r>
@@ -49,8 +49,8 @@
       </w:r>
       <w:r>
         <w:rPr>
-          <w:b/>
-          <w:bCs/>
+          <w:bCs/>
+          <w:b/>
         </w:rPr>
         <w:t xml:space="preserve">Duration:</w:t>
       </w:r>
@@ -65,8 +65,8 @@
       </w:r>
       <w:r>
         <w:rPr>
-          <w:b/>
-          <w:bCs/>
+          <w:bCs/>
+          <w:b/>
         </w:rPr>
         <w:t xml:space="preserve">URL:</w:t>
       </w:r>
@@ -83,8 +83,8 @@
       </w:pPr>
       <w:r>
         <w:rPr>
-          <w:b/>
-          <w:bCs/>
+          <w:bCs/>
+          <w:b/>
         </w:rPr>
         <w:t xml:space="preserve">CI status (as of v2.1):</w:t>
       </w:r>
@@ -117,7 +117,7 @@
         </w:pict>
       </w:r>
     </w:p>
-    <w:bookmarkStart w:id="9" w:name="before-you-start"/>
+    <w:bookmarkStart w:id="20" w:name="before-you-start"/>
     <w:p>
       <w:pPr>
         <w:pStyle w:val="Heading2"/>
@@ -128,11 +128,11 @@
     </w:p>
     <w:p>
       <w:pPr>
-        <w:pStyle w:val="Compact"/>
         <w:numPr>
           <w:ilvl w:val="0"/>
           <w:numId w:val="1001"/>
         </w:numPr>
+        <w:pStyle w:val="Compact"/>
       </w:pPr>
       <w:r>
         <w:t xml:space="preserve">Run</w:t>
@@ -155,11 +155,11 @@
     </w:p>
     <w:p>
       <w:pPr>
-        <w:pStyle w:val="Compact"/>
         <w:numPr>
           <w:ilvl w:val="0"/>
           <w:numId w:val="1001"/>
         </w:numPr>
+        <w:pStyle w:val="Compact"/>
       </w:pPr>
       <w:r>
         <w:t xml:space="preserve">Stripe test card:</w:t>
@@ -226,8 +226,8 @@
         </w:pict>
       </w:r>
     </w:p>
-    <w:bookmarkEnd w:id="9"/>
-    <w:bookmarkStart w:id="17" w:name="demo-flow-6-steps"/>
+    <w:bookmarkEnd w:id="20"/>
+    <w:bookmarkStart w:id="28" w:name="demo-flow-6-steps"/>
     <w:p>
       <w:pPr>
         <w:pStyle w:val="Heading2"/>
@@ -236,7 +236,7 @@
         <w:t xml:space="preserve">Demo Flow (6 Steps)</w:t>
       </w:r>
     </w:p>
-    <w:bookmarkStart w:id="10" w:name="step-1-show-the-clinic-app-2-min"/>
+    <w:bookmarkStart w:id="21" w:name="step-1-show-the-clinic-app-2-min"/>
     <w:p>
       <w:pPr>
         <w:pStyle w:val="Heading3"/>
@@ -247,11 +247,11 @@
     </w:p>
     <w:p>
       <w:pPr>
-        <w:pStyle w:val="Compact"/>
         <w:numPr>
           <w:ilvl w:val="0"/>
           <w:numId w:val="1002"/>
         </w:numPr>
+        <w:pStyle w:val="Compact"/>
       </w:pPr>
       <w:r>
         <w:t xml:space="preserve">Go to</w:t>
@@ -298,11 +298,11 @@
     </w:p>
     <w:p>
       <w:pPr>
-        <w:pStyle w:val="Compact"/>
         <w:numPr>
           <w:ilvl w:val="0"/>
           <w:numId w:val="1002"/>
         </w:numPr>
+        <w:pStyle w:val="Compact"/>
       </w:pPr>
       <w:r>
         <w:t xml:space="preserve">Show the</w:t>
@@ -312,8 +312,8 @@
       </w:r>
       <w:r>
         <w:rPr>
-          <w:b/>
-          <w:bCs/>
+          <w:bCs/>
+          <w:b/>
         </w:rPr>
         <w:t xml:space="preserve">dashboard</w:t>
       </w:r>
@@ -326,11 +326,11 @@
     </w:p>
     <w:p>
       <w:pPr>
-        <w:pStyle w:val="Compact"/>
         <w:numPr>
           <w:ilvl w:val="0"/>
           <w:numId w:val="1002"/>
         </w:numPr>
+        <w:pStyle w:val="Compact"/>
       </w:pPr>
       <w:r>
         <w:t xml:space="preserve">Collapse/expand the</w:t>
@@ -340,8 +340,8 @@
       </w:r>
       <w:r>
         <w:rPr>
-          <w:b/>
-          <w:bCs/>
+          <w:bCs/>
+          <w:b/>
         </w:rPr>
         <w:t xml:space="preserve">sidebar</w:t>
       </w:r>
@@ -352,8 +352,8 @@
       </w:pPr>
       <w:r>
         <w:rPr>
-          <w:b/>
-          <w:bCs/>
+          <w:bCs/>
+          <w:b/>
         </w:rPr>
         <w:t xml:space="preserve">Say:</w:t>
       </w:r>
@@ -361,7 +361,13 @@
         <w:t xml:space="preserve"> </w:t>
       </w:r>
       <w:r>
-        <w:t xml:space="preserve">“This is the medical assistant’s workspace. All clinic orders at a glance.”</w:t>
+        <w:t xml:space="preserve">“</w:t>
+      </w:r>
+      <w:r>
+        <w:t xml:space="preserve">This is the medical assistant’s workspace. All clinic orders at a glance.</w:t>
+      </w:r>
+      <w:r>
+        <w:t xml:space="preserve">”</w:t>
       </w:r>
     </w:p>
     <w:p>
@@ -371,8 +377,8 @@
         </w:pict>
       </w:r>
     </w:p>
-    <w:bookmarkEnd w:id="10"/>
-    <w:bookmarkStart w:id="11" w:name="step-2-multi-prescription-flow-4-min"/>
+    <w:bookmarkEnd w:id="21"/>
+    <w:bookmarkStart w:id="22" w:name="step-2-multi-prescription-flow-4-min"/>
     <w:p>
       <w:pPr>
         <w:pStyle w:val="Heading3"/>
@@ -383,11 +389,11 @@
     </w:p>
     <w:p>
       <w:pPr>
-        <w:pStyle w:val="Compact"/>
         <w:numPr>
           <w:ilvl w:val="0"/>
           <w:numId w:val="1003"/>
         </w:numPr>
+        <w:pStyle w:val="Compact"/>
       </w:pPr>
       <w:r>
         <w:t xml:space="preserve">Click</w:t>
@@ -397,19 +403,33 @@
       </w:r>
       <w:r>
         <w:rPr>
-          <w:b/>
-          <w:bCs/>
-        </w:rPr>
-        <w:t xml:space="preserve">“+ New Prescription”</w:t>
-      </w:r>
-    </w:p>
-    <w:p>
-      <w:pPr>
-        <w:pStyle w:val="Compact"/>
+          <w:bCs/>
+          <w:b/>
+        </w:rPr>
+        <w:t xml:space="preserve">“</w:t>
+      </w:r>
+      <w:r>
+        <w:rPr>
+          <w:bCs/>
+          <w:b/>
+        </w:rPr>
+        <w:t xml:space="preserve">+ New Prescription</w:t>
+      </w:r>
+      <w:r>
+        <w:rPr>
+          <w:bCs/>
+          <w:b/>
+        </w:rPr>
+        <w:t xml:space="preserve">”</w:t>
+      </w:r>
+    </w:p>
+    <w:p>
+      <w:pPr>
         <w:numPr>
           <w:ilvl w:val="0"/>
           <w:numId w:val="1003"/>
         </w:numPr>
+        <w:pStyle w:val="Compact"/>
       </w:pPr>
       <w:r>
         <w:t xml:space="preserve">Select</w:t>
@@ -419,8 +439,8 @@
       </w:r>
       <w:r>
         <w:rPr>
-          <w:b/>
-          <w:bCs/>
+          <w:bCs/>
+          <w:b/>
         </w:rPr>
         <w:t xml:space="preserve">Alex Demo</w:t>
       </w:r>
@@ -433,16 +453,16 @@
     </w:p>
     <w:p>
       <w:pPr>
-        <w:pStyle w:val="Compact"/>
         <w:numPr>
           <w:ilvl w:val="0"/>
           <w:numId w:val="1003"/>
         </w:numPr>
-      </w:pPr>
-      <w:r>
-        <w:rPr>
-          <w:b/>
-          <w:bCs/>
+        <w:pStyle w:val="Compact"/>
+      </w:pPr>
+      <w:r>
+        <w:rPr>
+          <w:bCs/>
+          <w:b/>
         </w:rPr>
         <w:t xml:space="preserve">Show Quick Actions Panel</w:t>
       </w:r>
@@ -456,7 +476,13 @@
         <w:t xml:space="preserve"> </w:t>
       </w:r>
       <w:r>
-        <w:t xml:space="preserve">“Semaglutide 0.5mg weekly”</w:t>
+        <w:t xml:space="preserve">“</w:t>
+      </w:r>
+      <w:r>
+        <w:t xml:space="preserve">Semaglutide 0.5mg weekly</w:t>
+      </w:r>
+      <w:r>
+        <w:t xml:space="preserve">”</w:t>
       </w:r>
       <w:r>
         <w:t xml:space="preserve"> </w:t>
@@ -467,11 +493,11 @@
     </w:p>
     <w:p>
       <w:pPr>
-        <w:pStyle w:val="Compact"/>
         <w:numPr>
           <w:ilvl w:val="0"/>
           <w:numId w:val="1003"/>
         </w:numPr>
+        <w:pStyle w:val="Compact"/>
       </w:pPr>
       <w:r>
         <w:t xml:space="preserve">Search</w:t>
@@ -481,8 +507,8 @@
       </w:r>
       <w:r>
         <w:rPr>
-          <w:b/>
-          <w:bCs/>
+          <w:bCs/>
+          <w:b/>
         </w:rPr>
         <w:t xml:space="preserve">Sema</w:t>
       </w:r>
@@ -497,8 +523,8 @@
       </w:r>
       <w:r>
         <w:rPr>
-          <w:b/>
-          <w:bCs/>
+          <w:bCs/>
+          <w:b/>
         </w:rPr>
         <w:t xml:space="preserve">Semaglutide</w:t>
       </w:r>
@@ -511,16 +537,16 @@
     </w:p>
     <w:p>
       <w:pPr>
-        <w:pStyle w:val="Compact"/>
         <w:numPr>
           <w:ilvl w:val="0"/>
           <w:numId w:val="1003"/>
         </w:numPr>
-      </w:pPr>
-      <w:r>
-        <w:rPr>
-          <w:b/>
-          <w:bCs/>
+        <w:pStyle w:val="Compact"/>
+      </w:pPr>
+      <w:r>
+        <w:rPr>
+          <w:bCs/>
+          <w:b/>
         </w:rPr>
         <w:t xml:space="preserve">Point out the Structured Sig Builder</w:t>
       </w:r>
@@ -533,11 +559,11 @@
     </w:p>
     <w:p>
       <w:pPr>
-        <w:pStyle w:val="Compact"/>
         <w:numPr>
           <w:ilvl w:val="0"/>
           <w:numId w:val="1003"/>
         </w:numPr>
+        <w:pStyle w:val="Compact"/>
       </w:pPr>
       <w:r>
         <w:t xml:space="preserve">Select</w:t>
@@ -547,8 +573,8 @@
       </w:r>
       <w:r>
         <w:rPr>
-          <w:b/>
-          <w:bCs/>
+          <w:bCs/>
+          <w:b/>
         </w:rPr>
         <w:t xml:space="preserve">Strive Pharmacy</w:t>
       </w:r>
@@ -563,19 +589,33 @@
       </w:r>
       <w:r>
         <w:rPr>
-          <w:b/>
-          <w:bCs/>
-        </w:rPr>
-        <w:t xml:space="preserve">“Continue — Set Retail Price”</w:t>
-      </w:r>
-    </w:p>
-    <w:p>
-      <w:pPr>
-        <w:pStyle w:val="Compact"/>
+          <w:bCs/>
+          <w:b/>
+        </w:rPr>
+        <w:t xml:space="preserve">“</w:t>
+      </w:r>
+      <w:r>
+        <w:rPr>
+          <w:bCs/>
+          <w:b/>
+        </w:rPr>
+        <w:t xml:space="preserve">Continue — Set Retail Price</w:t>
+      </w:r>
+      <w:r>
+        <w:rPr>
+          <w:bCs/>
+          <w:b/>
+        </w:rPr>
+        <w:t xml:space="preserve">”</w:t>
+      </w:r>
+    </w:p>
+    <w:p>
+      <w:pPr>
         <w:numPr>
           <w:ilvl w:val="0"/>
           <w:numId w:val="1003"/>
         </w:numPr>
+        <w:pStyle w:val="Compact"/>
       </w:pPr>
       <w:r>
         <w:t xml:space="preserve">Click</w:t>
@@ -585,8 +625,8 @@
       </w:r>
       <w:r>
         <w:rPr>
-          <w:b/>
-          <w:bCs/>
+          <w:bCs/>
+          <w:b/>
         </w:rPr>
         <w:t xml:space="preserve">2x multiplier</w:t>
       </w:r>
@@ -599,11 +639,11 @@
     </w:p>
     <w:p>
       <w:pPr>
-        <w:pStyle w:val="Compact"/>
         <w:numPr>
           <w:ilvl w:val="0"/>
           <w:numId w:val="1003"/>
         </w:numPr>
+        <w:pStyle w:val="Compact"/>
       </w:pPr>
       <w:r>
         <w:t xml:space="preserve">Click</w:t>
@@ -613,19 +653,33 @@
       </w:r>
       <w:r>
         <w:rPr>
-          <w:b/>
-          <w:bCs/>
-        </w:rPr>
-        <w:t xml:space="preserve">“Add &amp; Search Another”</w:t>
-      </w:r>
-    </w:p>
-    <w:p>
-      <w:pPr>
-        <w:pStyle w:val="Compact"/>
+          <w:bCs/>
+          <w:b/>
+        </w:rPr>
+        <w:t xml:space="preserve">“</w:t>
+      </w:r>
+      <w:r>
+        <w:rPr>
+          <w:bCs/>
+          <w:b/>
+        </w:rPr>
+        <w:t xml:space="preserve">Add &amp; Search Another</w:t>
+      </w:r>
+      <w:r>
+        <w:rPr>
+          <w:bCs/>
+          <w:b/>
+        </w:rPr>
+        <w:t xml:space="preserve">”</w:t>
+      </w:r>
+    </w:p>
+    <w:p>
+      <w:pPr>
         <w:numPr>
           <w:ilvl w:val="0"/>
           <w:numId w:val="1003"/>
         </w:numPr>
+        <w:pStyle w:val="Compact"/>
       </w:pPr>
       <w:r>
         <w:t xml:space="preserve">Search</w:t>
@@ -635,8 +689,8 @@
       </w:r>
       <w:r>
         <w:rPr>
-          <w:b/>
-          <w:bCs/>
+          <w:bCs/>
+          <w:b/>
         </w:rPr>
         <w:t xml:space="preserve">Test</w:t>
       </w:r>
@@ -651,8 +705,8 @@
       </w:r>
       <w:r>
         <w:rPr>
-          <w:b/>
-          <w:bCs/>
+          <w:bCs/>
+          <w:b/>
         </w:rPr>
         <w:t xml:space="preserve">Testosterone</w:t>
       </w:r>
@@ -667,8 +721,8 @@
       </w:r>
       <w:r>
         <w:rPr>
-          <w:b/>
-          <w:bCs/>
+          <w:bCs/>
+          <w:b/>
         </w:rPr>
         <w:t xml:space="preserve">Point out DEA Schedule 3 warning</w:t>
       </w:r>
@@ -683,19 +737,33 @@
       </w:r>
       <w:r>
         <w:rPr>
-          <w:b/>
-          <w:bCs/>
-        </w:rPr>
-        <w:t xml:space="preserve">“Review &amp; Send (2)”</w:t>
-      </w:r>
-    </w:p>
-    <w:p>
-      <w:pPr>
-        <w:pStyle w:val="Compact"/>
+          <w:bCs/>
+          <w:b/>
+        </w:rPr>
+        <w:t xml:space="preserve">“</w:t>
+      </w:r>
+      <w:r>
+        <w:rPr>
+          <w:bCs/>
+          <w:b/>
+        </w:rPr>
+        <w:t xml:space="preserve">Review &amp; Send (2)</w:t>
+      </w:r>
+      <w:r>
+        <w:rPr>
+          <w:bCs/>
+          <w:b/>
+        </w:rPr>
+        <w:t xml:space="preserve">”</w:t>
+      </w:r>
+    </w:p>
+    <w:p>
+      <w:pPr>
         <w:numPr>
           <w:ilvl w:val="0"/>
           <w:numId w:val="1003"/>
         </w:numPr>
+        <w:pStyle w:val="Compact"/>
       </w:pPr>
       <w:r>
         <w:t xml:space="preserve">Show</w:t>
@@ -705,8 +773,8 @@
       </w:r>
       <w:r>
         <w:rPr>
-          <w:b/>
-          <w:bCs/>
+          <w:bCs/>
+          <w:b/>
         </w:rPr>
         <w:t xml:space="preserve">batch review</w:t>
       </w:r>
@@ -716,16 +784,16 @@
     </w:p>
     <w:p>
       <w:pPr>
-        <w:pStyle w:val="Compact"/>
         <w:numPr>
           <w:ilvl w:val="0"/>
           <w:numId w:val="1003"/>
         </w:numPr>
-      </w:pPr>
-      <w:r>
-        <w:rPr>
-          <w:b/>
-          <w:bCs/>
+        <w:pStyle w:val="Compact"/>
+      </w:pPr>
+      <w:r>
+        <w:rPr>
+          <w:bCs/>
+          <w:b/>
         </w:rPr>
         <w:t xml:space="preserve">Sign</w:t>
       </w:r>
@@ -740,10 +808,24 @@
       </w:r>
       <w:r>
         <w:rPr>
-          <w:b/>
-          <w:bCs/>
-        </w:rPr>
-        <w:t xml:space="preserve">“Confirm &amp; Send”</w:t>
+          <w:bCs/>
+          <w:b/>
+        </w:rPr>
+        <w:t xml:space="preserve">“</w:t>
+      </w:r>
+      <w:r>
+        <w:rPr>
+          <w:bCs/>
+          <w:b/>
+        </w:rPr>
+        <w:t xml:space="preserve">Confirm &amp; Send</w:t>
+      </w:r>
+      <w:r>
+        <w:rPr>
+          <w:bCs/>
+          <w:b/>
+        </w:rPr>
+        <w:t xml:space="preserve">”</w:t>
       </w:r>
       <w:r>
         <w:t xml:space="preserve"> </w:t>
@@ -758,8 +840,8 @@
       </w:pPr>
       <w:r>
         <w:rPr>
-          <w:b/>
-          <w:bCs/>
+          <w:bCs/>
+          <w:b/>
         </w:rPr>
         <w:t xml:space="preserve">EPCS 2FA Tip:</w:t>
       </w:r>
@@ -776,8 +858,8 @@
       </w:pPr>
       <w:r>
         <w:rPr>
-          <w:b/>
-          <w:bCs/>
+          <w:bCs/>
+          <w:b/>
         </w:rPr>
         <w:t xml:space="preserve">Say:</w:t>
       </w:r>
@@ -785,11 +867,17 @@
         <w:t xml:space="preserve"> </w:t>
       </w:r>
       <w:r>
-        <w:t xml:space="preserve">“Cascading dropdowns, structured sig builder, provider favorites, DEA-compliant 2FA. Patient selected first. Two prescriptions. One signature. 45 seconds for a multi-medication visit.”</w:t>
-      </w:r>
-    </w:p>
-    <w:bookmarkEnd w:id="11"/>
-    <w:bookmarkStart w:id="12" w:name="step-2b-draft-flow-2-min"/>
+        <w:t xml:space="preserve">“</w:t>
+      </w:r>
+      <w:r>
+        <w:t xml:space="preserve">Cascading dropdowns, structured sig builder, provider favorites, DEA-compliant 2FA. Patient selected first. Two prescriptions. One signature. 45 seconds for a multi-medication visit.</w:t>
+      </w:r>
+      <w:r>
+        <w:t xml:space="preserve">”</w:t>
+      </w:r>
+    </w:p>
+    <w:bookmarkEnd w:id="22"/>
+    <w:bookmarkStart w:id="23" w:name="step-2b-draft-flow-2-min"/>
     <w:p>
       <w:pPr>
         <w:pStyle w:val="Heading3"/>
@@ -800,11 +888,11 @@
     </w:p>
     <w:p>
       <w:pPr>
-        <w:pStyle w:val="Compact"/>
         <w:numPr>
           <w:ilvl w:val="0"/>
           <w:numId w:val="1004"/>
         </w:numPr>
+        <w:pStyle w:val="Compact"/>
       </w:pPr>
       <w:r>
         <w:t xml:space="preserve">Click</w:t>
@@ -814,10 +902,24 @@
       </w:r>
       <w:r>
         <w:rPr>
-          <w:b/>
-          <w:bCs/>
-        </w:rPr>
-        <w:t xml:space="preserve">“+ New Prescription”</w:t>
+          <w:bCs/>
+          <w:b/>
+        </w:rPr>
+        <w:t xml:space="preserve">“</w:t>
+      </w:r>
+      <w:r>
+        <w:rPr>
+          <w:bCs/>
+          <w:b/>
+        </w:rPr>
+        <w:t xml:space="preserve">+ New Prescription</w:t>
+      </w:r>
+      <w:r>
+        <w:rPr>
+          <w:bCs/>
+          <w:b/>
+        </w:rPr>
+        <w:t xml:space="preserve">”</w:t>
       </w:r>
       <w:r>
         <w:t xml:space="preserve"> </w:t>
@@ -828,11 +930,11 @@
     </w:p>
     <w:p>
       <w:pPr>
-        <w:pStyle w:val="Compact"/>
         <w:numPr>
           <w:ilvl w:val="0"/>
           <w:numId w:val="1004"/>
         </w:numPr>
+        <w:pStyle w:val="Compact"/>
       </w:pPr>
       <w:r>
         <w:t xml:space="preserve">Search</w:t>
@@ -842,8 +944,8 @@
       </w:r>
       <w:r>
         <w:rPr>
-          <w:b/>
-          <w:bCs/>
+          <w:bCs/>
+          <w:b/>
         </w:rPr>
         <w:t xml:space="preserve">Sema</w:t>
       </w:r>
@@ -856,11 +958,11 @@
     </w:p>
     <w:p>
       <w:pPr>
-        <w:pStyle w:val="Compact"/>
         <w:numPr>
           <w:ilvl w:val="0"/>
           <w:numId w:val="1004"/>
         </w:numPr>
+        <w:pStyle w:val="Compact"/>
       </w:pPr>
       <w:r>
         <w:t xml:space="preserve">Click</w:t>
@@ -870,10 +972,24 @@
       </w:r>
       <w:r>
         <w:rPr>
-          <w:b/>
-          <w:bCs/>
-        </w:rPr>
-        <w:t xml:space="preserve">“Save as Draft — Provider Signs Later”</w:t>
+          <w:bCs/>
+          <w:b/>
+        </w:rPr>
+        <w:t xml:space="preserve">“</w:t>
+      </w:r>
+      <w:r>
+        <w:rPr>
+          <w:bCs/>
+          <w:b/>
+        </w:rPr>
+        <w:t xml:space="preserve">Save as Draft — Provider Signs Later</w:t>
+      </w:r>
+      <w:r>
+        <w:rPr>
+          <w:bCs/>
+          <w:b/>
+        </w:rPr>
+        <w:t xml:space="preserve">”</w:t>
       </w:r>
       <w:r>
         <w:t xml:space="preserve"> </w:t>
@@ -884,11 +1000,11 @@
     </w:p>
     <w:p>
       <w:pPr>
-        <w:pStyle w:val="Compact"/>
         <w:numPr>
           <w:ilvl w:val="0"/>
           <w:numId w:val="1004"/>
         </w:numPr>
+        <w:pStyle w:val="Compact"/>
       </w:pPr>
       <w:r>
         <w:t xml:space="preserve">Show</w:t>
@@ -898,22 +1014,36 @@
       </w:r>
       <w:r>
         <w:rPr>
-          <w:b/>
-          <w:bCs/>
-        </w:rPr>
-        <w:t xml:space="preserve">“Drafts”</w:t>
-      </w:r>
-      <w:r>
-        <w:rPr>
-          <w:b/>
-          <w:bCs/>
-        </w:rPr>
-        <w:t xml:space="preserve"> </w:t>
-      </w:r>
-      <w:r>
-        <w:rPr>
-          <w:b/>
-          <w:bCs/>
+          <w:bCs/>
+          <w:b/>
+        </w:rPr>
+        <w:t xml:space="preserve">“</w:t>
+      </w:r>
+      <w:r>
+        <w:rPr>
+          <w:bCs/>
+          <w:b/>
+        </w:rPr>
+        <w:t xml:space="preserve">Drafts</w:t>
+      </w:r>
+      <w:r>
+        <w:rPr>
+          <w:bCs/>
+          <w:b/>
+        </w:rPr>
+        <w:t xml:space="preserve">”</w:t>
+      </w:r>
+      <w:r>
+        <w:rPr>
+          <w:bCs/>
+          <w:b/>
+        </w:rPr>
+        <w:t xml:space="preserve"> </w:t>
+      </w:r>
+      <w:r>
+        <w:rPr>
+          <w:bCs/>
+          <w:b/>
         </w:rPr>
         <w:t xml:space="preserve">tab</w:t>
       </w:r>
@@ -926,16 +1056,16 @@
     </w:p>
     <w:p>
       <w:pPr>
-        <w:pStyle w:val="Compact"/>
         <w:numPr>
           <w:ilvl w:val="0"/>
           <w:numId w:val="1004"/>
         </w:numPr>
-      </w:pPr>
-      <w:r>
-        <w:rPr>
-          <w:b/>
-          <w:bCs/>
+        <w:pStyle w:val="Compact"/>
+      </w:pPr>
+      <w:r>
+        <w:rPr>
+          <w:bCs/>
+          <w:b/>
         </w:rPr>
         <w:t xml:space="preserve">Sign out</w:t>
       </w:r>
@@ -972,11 +1102,11 @@
     </w:p>
     <w:p>
       <w:pPr>
-        <w:pStyle w:val="Compact"/>
         <w:numPr>
           <w:ilvl w:val="0"/>
           <w:numId w:val="1004"/>
         </w:numPr>
+        <w:pStyle w:val="Compact"/>
       </w:pPr>
       <w:r>
         <w:t xml:space="preserve">Click</w:t>
@@ -986,8 +1116,8 @@
       </w:r>
       <w:r>
         <w:rPr>
-          <w:b/>
-          <w:bCs/>
+          <w:bCs/>
+          <w:b/>
         </w:rPr>
         <w:t xml:space="preserve">Drafts</w:t>
       </w:r>
@@ -1002,10 +1132,24 @@
       </w:r>
       <w:r>
         <w:rPr>
-          <w:b/>
-          <w:bCs/>
-        </w:rPr>
-        <w:t xml:space="preserve">“Review &amp; Sign”</w:t>
+          <w:bCs/>
+          <w:b/>
+        </w:rPr>
+        <w:t xml:space="preserve">“</w:t>
+      </w:r>
+      <w:r>
+        <w:rPr>
+          <w:bCs/>
+          <w:b/>
+        </w:rPr>
+        <w:t xml:space="preserve">Review &amp; Sign</w:t>
+      </w:r>
+      <w:r>
+        <w:rPr>
+          <w:bCs/>
+          <w:b/>
+        </w:rPr>
+        <w:t xml:space="preserve">”</w:t>
       </w:r>
       <w:r>
         <w:t xml:space="preserve"> </w:t>
@@ -1016,11 +1160,11 @@
     </w:p>
     <w:p>
       <w:pPr>
-        <w:pStyle w:val="Compact"/>
         <w:numPr>
           <w:ilvl w:val="0"/>
           <w:numId w:val="1004"/>
         </w:numPr>
+        <w:pStyle w:val="Compact"/>
       </w:pPr>
       <w:r>
         <w:t xml:space="preserve">Review details →</w:t>
@@ -1030,8 +1174,8 @@
       </w:r>
       <w:r>
         <w:rPr>
-          <w:b/>
-          <w:bCs/>
+          <w:bCs/>
+          <w:b/>
         </w:rPr>
         <w:t xml:space="preserve">Sign</w:t>
       </w:r>
@@ -1045,7 +1189,13 @@
         <w:t xml:space="preserve"> </w:t>
       </w:r>
       <w:r>
-        <w:t xml:space="preserve">“Awaiting Payment”</w:t>
+        <w:t xml:space="preserve">“</w:t>
+      </w:r>
+      <w:r>
+        <w:t xml:space="preserve">Awaiting Payment</w:t>
+      </w:r>
+      <w:r>
+        <w:t xml:space="preserve">”</w:t>
       </w:r>
     </w:p>
     <w:p>
@@ -1054,8 +1204,8 @@
       </w:pPr>
       <w:r>
         <w:rPr>
-          <w:b/>
-          <w:bCs/>
+          <w:bCs/>
+          <w:b/>
         </w:rPr>
         <w:t xml:space="preserve">Say:</w:t>
       </w:r>
@@ -1063,21 +1213,27 @@
         <w:t xml:space="preserve"> </w:t>
       </w:r>
       <w:r>
-        <w:t xml:space="preserve">“The MA saves it. The provider signs it later. Different sessions, different logins. This is how real clinics work.”</w:t>
-      </w:r>
-    </w:p>
-    <w:p>
-      <w:pPr>
-        <w:pStyle w:val="Compact"/>
+        <w:t xml:space="preserve">“</w:t>
+      </w:r>
+      <w:r>
+        <w:t xml:space="preserve">The MA saves it. The provider signs it later. Different sessions, different logins. This is how real clinics work.</w:t>
+      </w:r>
+      <w:r>
+        <w:t xml:space="preserve">”</w:t>
+      </w:r>
+    </w:p>
+    <w:p>
+      <w:pPr>
         <w:numPr>
           <w:ilvl w:val="0"/>
           <w:numId w:val="1005"/>
         </w:numPr>
-      </w:pPr>
-      <w:r>
-        <w:rPr>
-          <w:b/>
-          <w:bCs/>
+        <w:pStyle w:val="Compact"/>
+      </w:pPr>
+      <w:r>
+        <w:rPr>
+          <w:bCs/>
+          <w:b/>
         </w:rPr>
         <w:t xml:space="preserve">Get the checkout URL</w:t>
       </w:r>
@@ -1144,8 +1300,8 @@
         </w:pict>
       </w:r>
     </w:p>
-    <w:bookmarkEnd w:id="12"/>
-    <w:bookmarkStart w:id="13" w:name="step-3-patient-checkout-2-min"/>
+    <w:bookmarkEnd w:id="23"/>
+    <w:bookmarkStart w:id="24" w:name="step-3-patient-checkout-2-min"/>
     <w:p>
       <w:pPr>
         <w:pStyle w:val="Heading3"/>
@@ -1156,11 +1312,11 @@
     </w:p>
     <w:p>
       <w:pPr>
-        <w:pStyle w:val="Compact"/>
         <w:numPr>
           <w:ilvl w:val="0"/>
           <w:numId w:val="1006"/>
         </w:numPr>
+        <w:pStyle w:val="Compact"/>
       </w:pPr>
       <w:r>
         <w:t xml:space="preserve">Open the</w:t>
@@ -1170,8 +1326,8 @@
       </w:r>
       <w:r>
         <w:rPr>
-          <w:b/>
-          <w:bCs/>
+          <w:bCs/>
+          <w:b/>
         </w:rPr>
         <w:t xml:space="preserve">checkout URL</w:t>
       </w:r>
@@ -1184,11 +1340,11 @@
     </w:p>
     <w:p>
       <w:pPr>
-        <w:pStyle w:val="Compact"/>
         <w:numPr>
           <w:ilvl w:val="0"/>
           <w:numId w:val="1006"/>
         </w:numPr>
+        <w:pStyle w:val="Compact"/>
       </w:pPr>
       <w:r>
         <w:t xml:space="preserve">Show:</w:t>
@@ -1198,8 +1354,8 @@
       </w:r>
       <w:r>
         <w:rPr>
-          <w:b/>
-          <w:bCs/>
+          <w:bCs/>
+          <w:b/>
         </w:rPr>
         <w:t xml:space="preserve">clinic branding</w:t>
       </w:r>
@@ -1207,7 +1363,13 @@
         <w:t xml:space="preserve">, generic line item (</w:t>
       </w:r>
       <w:r>
-        <w:t xml:space="preserve">“Prescription Service”</w:t>
+        <w:t xml:space="preserve">“</w:t>
+      </w:r>
+      <w:r>
+        <w:t xml:space="preserve">Prescription Service</w:t>
+      </w:r>
+      <w:r>
+        <w:t xml:space="preserve">”</w:t>
       </w:r>
       <w:r>
         <w:t xml:space="preserve"> </w:t>
@@ -1218,11 +1380,11 @@
     </w:p>
     <w:p>
       <w:pPr>
-        <w:pStyle w:val="Compact"/>
         <w:numPr>
           <w:ilvl w:val="0"/>
           <w:numId w:val="1006"/>
         </w:numPr>
+        <w:pStyle w:val="Compact"/>
       </w:pPr>
       <w:r>
         <w:t xml:space="preserve">Pay with test card:</w:t>
@@ -1239,11 +1401,11 @@
     </w:p>
     <w:p>
       <w:pPr>
-        <w:pStyle w:val="Compact"/>
         <w:numPr>
           <w:ilvl w:val="0"/>
           <w:numId w:val="1006"/>
         </w:numPr>
+        <w:pStyle w:val="Compact"/>
       </w:pPr>
       <w:r>
         <w:t xml:space="preserve">Show the</w:t>
@@ -1253,8 +1415,8 @@
       </w:r>
       <w:r>
         <w:rPr>
-          <w:b/>
-          <w:bCs/>
+          <w:bCs/>
+          <w:b/>
         </w:rPr>
         <w:t xml:space="preserve">success page</w:t>
       </w:r>
@@ -1277,7 +1439,13 @@
         <w:t xml:space="preserve"> </w:t>
       </w:r>
       <w:r>
-        <w:t xml:space="preserve">“Within 3–7 business days”</w:t>
+        <w:t xml:space="preserve">“</w:t>
+      </w:r>
+      <w:r>
+        <w:t xml:space="preserve">Within 3–7 business days</w:t>
+      </w:r>
+      <w:r>
+        <w:t xml:space="preserve">”</w:t>
       </w:r>
     </w:p>
     <w:p>
@@ -1286,8 +1454,8 @@
       </w:pPr>
       <w:r>
         <w:rPr>
-          <w:b/>
-          <w:bCs/>
+          <w:bCs/>
+          <w:b/>
         </w:rPr>
         <w:t xml:space="preserve">Say:</w:t>
       </w:r>
@@ -1295,7 +1463,13 @@
         <w:t xml:space="preserve"> </w:t>
       </w:r>
       <w:r>
-        <w:t xml:space="preserve">“No login, no app, no account. Tap a link, pay, done. Zero PHI on any screen — Stripe never sees the medication name.”</w:t>
+        <w:t xml:space="preserve">“</w:t>
+      </w:r>
+      <w:r>
+        <w:t xml:space="preserve">No login, no app, no account. Tap a link, pay, done. Zero PHI on any screen — Stripe never sees the medication name.</w:t>
+      </w:r>
+      <w:r>
+        <w:t xml:space="preserve">”</w:t>
       </w:r>
     </w:p>
     <w:p>
@@ -1305,8 +1479,8 @@
         </w:pict>
       </w:r>
     </w:p>
-    <w:bookmarkEnd w:id="13"/>
-    <w:bookmarkStart w:id="14" w:name="step-4-ops-dashboard-3-min"/>
+    <w:bookmarkEnd w:id="24"/>
+    <w:bookmarkStart w:id="25" w:name="step-4-ops-dashboard-3-min"/>
     <w:p>
       <w:pPr>
         <w:pStyle w:val="Heading3"/>
@@ -1317,11 +1491,11 @@
     </w:p>
     <w:p>
       <w:pPr>
-        <w:pStyle w:val="Compact"/>
         <w:numPr>
           <w:ilvl w:val="0"/>
           <w:numId w:val="1007"/>
         </w:numPr>
+        <w:pStyle w:val="Compact"/>
       </w:pPr>
       <w:r>
         <w:t xml:space="preserve">New tab → log in as</w:t>
@@ -1353,11 +1527,11 @@
     </w:p>
     <w:p>
       <w:pPr>
-        <w:pStyle w:val="Compact"/>
         <w:numPr>
           <w:ilvl w:val="0"/>
           <w:numId w:val="1007"/>
         </w:numPr>
+        <w:pStyle w:val="Compact"/>
       </w:pPr>
       <w:r>
         <w:t xml:space="preserve">Show the</w:t>
@@ -1367,8 +1541,8 @@
       </w:r>
       <w:r>
         <w:rPr>
-          <w:b/>
-          <w:bCs/>
+          <w:bCs/>
+          <w:b/>
         </w:rPr>
         <w:t xml:space="preserve">dark-mode pipeline</w:t>
       </w:r>
@@ -1381,11 +1555,11 @@
     </w:p>
     <w:p>
       <w:pPr>
-        <w:pStyle w:val="Compact"/>
         <w:numPr>
           <w:ilvl w:val="0"/>
           <w:numId w:val="1007"/>
         </w:numPr>
+        <w:pStyle w:val="Compact"/>
       </w:pPr>
       <w:r>
         <w:t xml:space="preserve">Click into the order → show</w:t>
@@ -1395,19 +1569,19 @@
       </w:r>
       <w:r>
         <w:rPr>
-          <w:b/>
-          <w:bCs/>
+          <w:bCs/>
+          <w:b/>
         </w:rPr>
         <w:t xml:space="preserve">Detail, History, Submissions, SLA tabs</w:t>
       </w:r>
     </w:p>
     <w:p>
       <w:pPr>
-        <w:pStyle w:val="Compact"/>
         <w:numPr>
           <w:ilvl w:val="0"/>
           <w:numId w:val="1007"/>
         </w:numPr>
+        <w:pStyle w:val="Compact"/>
       </w:pPr>
       <w:r>
         <w:t xml:space="preserve">Navigate to</w:t>
@@ -1417,8 +1591,8 @@
       </w:r>
       <w:r>
         <w:rPr>
-          <w:b/>
-          <w:bCs/>
+          <w:bCs/>
+          <w:b/>
         </w:rPr>
         <w:t xml:space="preserve">SLA</w:t>
       </w:r>
@@ -1431,11 +1605,11 @@
     </w:p>
     <w:p>
       <w:pPr>
-        <w:pStyle w:val="Compact"/>
         <w:numPr>
           <w:ilvl w:val="0"/>
           <w:numId w:val="1007"/>
         </w:numPr>
+        <w:pStyle w:val="Compact"/>
       </w:pPr>
       <w:r>
         <w:t xml:space="preserve">Navigate to</w:t>
@@ -1445,8 +1619,8 @@
       </w:r>
       <w:r>
         <w:rPr>
-          <w:b/>
-          <w:bCs/>
+          <w:bCs/>
+          <w:b/>
         </w:rPr>
         <w:t xml:space="preserve">Adapters</w:t>
       </w:r>
@@ -1459,11 +1633,11 @@
     </w:p>
     <w:p>
       <w:pPr>
-        <w:pStyle w:val="Compact"/>
         <w:numPr>
           <w:ilvl w:val="0"/>
           <w:numId w:val="1007"/>
         </w:numPr>
+        <w:pStyle w:val="Compact"/>
       </w:pPr>
       <w:r>
         <w:t xml:space="preserve">Navigate to</w:t>
@@ -1473,8 +1647,8 @@
       </w:r>
       <w:r>
         <w:rPr>
-          <w:b/>
-          <w:bCs/>
+          <w:bCs/>
+          <w:b/>
         </w:rPr>
         <w:t xml:space="preserve">Fax</w:t>
       </w:r>
@@ -1487,11 +1661,11 @@
     </w:p>
     <w:p>
       <w:pPr>
-        <w:pStyle w:val="Compact"/>
         <w:numPr>
           <w:ilvl w:val="0"/>
           <w:numId w:val="1007"/>
         </w:numPr>
+        <w:pStyle w:val="Compact"/>
       </w:pPr>
       <w:r>
         <w:t xml:space="preserve">Navigate to</w:t>
@@ -1501,8 +1675,8 @@
       </w:r>
       <w:r>
         <w:rPr>
-          <w:b/>
-          <w:bCs/>
+          <w:bCs/>
+          <w:b/>
         </w:rPr>
         <w:t xml:space="preserve">Catalog</w:t>
       </w:r>
@@ -1519,8 +1693,8 @@
       </w:pPr>
       <w:r>
         <w:rPr>
-          <w:b/>
-          <w:bCs/>
+          <w:bCs/>
+          <w:b/>
         </w:rPr>
         <w:t xml:space="preserve">Say:</w:t>
       </w:r>
@@ -1528,7 +1702,13 @@
         <w:t xml:space="preserve"> </w:t>
       </w:r>
       <w:r>
-        <w:t xml:space="preserve">“Every order across every clinic in one view. SLA enforcement runs automatically every 5 minutes. Circuit breakers protect against pharmacy API failures.”</w:t>
+        <w:t xml:space="preserve">“</w:t>
+      </w:r>
+      <w:r>
+        <w:t xml:space="preserve">Every order across every clinic in one view. SLA enforcement runs automatically every 5 minutes. Circuit breakers protect against pharmacy API failures.</w:t>
+      </w:r>
+      <w:r>
+        <w:t xml:space="preserve">”</w:t>
       </w:r>
     </w:p>
     <w:p>
@@ -1538,8 +1718,8 @@
         </w:pict>
       </w:r>
     </w:p>
-    <w:bookmarkEnd w:id="14"/>
-    <w:bookmarkStart w:id="15" w:name="step-5-security-demo-1-min"/>
+    <w:bookmarkEnd w:id="25"/>
+    <w:bookmarkStart w:id="26" w:name="step-5-security-demo-1-min"/>
     <w:p>
       <w:pPr>
         <w:pStyle w:val="Heading3"/>
@@ -1550,11 +1730,11 @@
     </w:p>
     <w:p>
       <w:pPr>
-        <w:pStyle w:val="Compact"/>
         <w:numPr>
           <w:ilvl w:val="0"/>
           <w:numId w:val="1008"/>
         </w:numPr>
+        <w:pStyle w:val="Compact"/>
       </w:pPr>
       <w:r>
         <w:t xml:space="preserve">While logged in as ops, go to</w:t>
@@ -1571,11 +1751,11 @@
     </w:p>
     <w:p>
       <w:pPr>
-        <w:pStyle w:val="Compact"/>
         <w:numPr>
           <w:ilvl w:val="0"/>
           <w:numId w:val="1008"/>
         </w:numPr>
+        <w:pStyle w:val="Compact"/>
       </w:pPr>
       <w:r>
         <w:t xml:space="preserve">Show</w:t>
@@ -1585,10 +1765,24 @@
       </w:r>
       <w:r>
         <w:rPr>
-          <w:b/>
-          <w:bCs/>
-        </w:rPr>
-        <w:t xml:space="preserve">“Access Denied”</w:t>
+          <w:bCs/>
+          <w:b/>
+        </w:rPr>
+        <w:t xml:space="preserve">“</w:t>
+      </w:r>
+      <w:r>
+        <w:rPr>
+          <w:bCs/>
+          <w:b/>
+        </w:rPr>
+        <w:t xml:space="preserve">Access Denied</w:t>
+      </w:r>
+      <w:r>
+        <w:rPr>
+          <w:bCs/>
+          <w:b/>
+        </w:rPr>
+        <w:t xml:space="preserve">”</w:t>
       </w:r>
       <w:r>
         <w:t xml:space="preserve"> </w:t>
@@ -1599,11 +1793,11 @@
     </w:p>
     <w:p>
       <w:pPr>
-        <w:pStyle w:val="Compact"/>
         <w:numPr>
           <w:ilvl w:val="0"/>
           <w:numId w:val="1008"/>
         </w:numPr>
+        <w:pStyle w:val="Compact"/>
       </w:pPr>
       <w:r>
         <w:t xml:space="preserve">Log in as clinic admin, go to</w:t>
@@ -1620,11 +1814,11 @@
     </w:p>
     <w:p>
       <w:pPr>
-        <w:pStyle w:val="Compact"/>
         <w:numPr>
           <w:ilvl w:val="0"/>
           <w:numId w:val="1008"/>
         </w:numPr>
+        <w:pStyle w:val="Compact"/>
       </w:pPr>
       <w:r>
         <w:t xml:space="preserve">Show</w:t>
@@ -1634,10 +1828,24 @@
       </w:r>
       <w:r>
         <w:rPr>
-          <w:b/>
-          <w:bCs/>
-        </w:rPr>
-        <w:t xml:space="preserve">“Access Denied”</w:t>
+          <w:bCs/>
+          <w:b/>
+        </w:rPr>
+        <w:t xml:space="preserve">“</w:t>
+      </w:r>
+      <w:r>
+        <w:rPr>
+          <w:bCs/>
+          <w:b/>
+        </w:rPr>
+        <w:t xml:space="preserve">Access Denied</w:t>
+      </w:r>
+      <w:r>
+        <w:rPr>
+          <w:bCs/>
+          <w:b/>
+        </w:rPr>
+        <w:t xml:space="preserve">”</w:t>
       </w:r>
       <w:r>
         <w:t xml:space="preserve"> </w:t>
@@ -1652,8 +1860,8 @@
       </w:pPr>
       <w:r>
         <w:rPr>
-          <w:b/>
-          <w:bCs/>
+          <w:bCs/>
+          <w:b/>
         </w:rPr>
         <w:t xml:space="preserve">Say:</w:t>
       </w:r>
@@ -1661,7 +1869,13 @@
         <w:t xml:space="preserve"> </w:t>
       </w:r>
       <w:r>
-        <w:t xml:space="preserve">“Row-Level Security at the database level. Not just UI hiding — the data physically cannot cross boundaries.”</w:t>
+        <w:t xml:space="preserve">“</w:t>
+      </w:r>
+      <w:r>
+        <w:t xml:space="preserve">Row-Level Security at the database level. Not just UI hiding — the data physically cannot cross boundaries.</w:t>
+      </w:r>
+      <w:r>
+        <w:t xml:space="preserve">”</w:t>
       </w:r>
     </w:p>
     <w:p>
@@ -1671,8 +1885,8 @@
         </w:pict>
       </w:r>
     </w:p>
-    <w:bookmarkEnd w:id="15"/>
-    <w:bookmarkStart w:id="16" w:name="step-6-the-pitch-1-min"/>
+    <w:bookmarkEnd w:id="26"/>
+    <w:bookmarkStart w:id="27" w:name="step-6-the-pitch-1-min"/>
     <w:p>
       <w:pPr>
         <w:pStyle w:val="Heading3"/>
@@ -1687,8 +1901,8 @@
       </w:pPr>
       <w:r>
         <w:rPr>
-          <w:b/>
-          <w:bCs/>
+          <w:bCs/>
+          <w:b/>
         </w:rPr>
         <w:t xml:space="preserve">Say:</w:t>
       </w:r>
@@ -1702,7 +1916,13 @@
         <w:t xml:space="preserve"> </w:t>
       </w:r>
       <w:r>
-        <w:t xml:space="preserve">“CompoundIQ replaces phone calls, spreadsheets, and fax machines with an intelligent platform that handles the full prescription lifecycle. The clinic earns margin on every fill. The pharmacy gets structured, error-free orders. The patient gets a seamless checkout via text message. And the 4-tier adapter layer means we meet every pharmacy where they are — API, portal, spec, or fax.”</w:t>
+        <w:t xml:space="preserve">“</w:t>
+      </w:r>
+      <w:r>
+        <w:t xml:space="preserve">CompoundIQ replaces phone calls, spreadsheets, and fax machines with an intelligent platform that handles the full prescription lifecycle. The clinic earns margin on every fill. The pharmacy gets structured, error-free orders. The patient gets a seamless checkout via text message. And the 4-tier adapter layer means we meet every pharmacy where they are — API, portal, spec, or fax.</w:t>
+      </w:r>
+      <w:r>
+        <w:t xml:space="preserve">”</w:t>
       </w:r>
     </w:p>
     <w:p>
@@ -1712,9 +1932,9 @@
         </w:pict>
       </w:r>
     </w:p>
-    <w:bookmarkEnd w:id="16"/>
-    <w:bookmarkEnd w:id="17"/>
-    <w:bookmarkStart w:id="18" w:name="quick-reference"/>
+    <w:bookmarkEnd w:id="27"/>
+    <w:bookmarkEnd w:id="28"/>
+    <w:bookmarkStart w:id="29" w:name="quick-reference"/>
     <w:p>
       <w:pPr>
         <w:pStyle w:val="Heading2"/>
@@ -1728,6 +1948,7 @@
         <w:tblStyle w:val="Table"/>
         <w:tblW w:type="auto" w:w="0"/>
         <w:tblLook w:firstRow="1" w:lastRow="0" w:firstColumn="0" w:lastColumn="0" w:noHBand="0" w:noVBand="0" w:val="0020"/>
+        <w:jc w:val="start"/>
       </w:tblPr>
       <w:tblGrid>
         <w:gridCol w:w="2640"/>
@@ -1736,13 +1957,14 @@
       </w:tblGrid>
       <w:tr>
         <w:trPr>
-          <w:tblHeader w:val="on"/>
+          <w:tblHeader w:val="true"/>
         </w:trPr>
         <w:tc>
           <w:tcPr/>
           <w:p>
             <w:pPr>
               <w:pStyle w:val="Compact"/>
+              <w:jc w:val="left"/>
             </w:pPr>
             <w:r>
               <w:t xml:space="preserve">Account</w:t>
@@ -1754,6 +1976,7 @@
           <w:p>
             <w:pPr>
               <w:pStyle w:val="Compact"/>
+              <w:jc w:val="left"/>
             </w:pPr>
             <w:r>
               <w:t xml:space="preserve">Email</w:t>
@@ -1765,6 +1988,7 @@
           <w:p>
             <w:pPr>
               <w:pStyle w:val="Compact"/>
+              <w:jc w:val="left"/>
             </w:pPr>
             <w:r>
               <w:t xml:space="preserve">Password</w:t>
@@ -1778,6 +2002,7 @@
           <w:p>
             <w:pPr>
               <w:pStyle w:val="Compact"/>
+              <w:jc w:val="left"/>
             </w:pPr>
             <w:r>
               <w:t xml:space="preserve">Ops</w:t>
@@ -1789,6 +2014,7 @@
           <w:p>
             <w:pPr>
               <w:pStyle w:val="Compact"/>
+              <w:jc w:val="left"/>
             </w:pPr>
             <w:r>
               <w:rPr>
@@ -1803,6 +2029,7 @@
           <w:p>
             <w:pPr>
               <w:pStyle w:val="Compact"/>
+              <w:jc w:val="left"/>
             </w:pPr>
             <w:r>
               <w:rPr>
@@ -1819,6 +2046,7 @@
           <w:p>
             <w:pPr>
               <w:pStyle w:val="Compact"/>
+              <w:jc w:val="left"/>
             </w:pPr>
             <w:r>
               <w:t xml:space="preserve">Clinic Admin</w:t>
@@ -1830,6 +2058,7 @@
           <w:p>
             <w:pPr>
               <w:pStyle w:val="Compact"/>
+              <w:jc w:val="left"/>
             </w:pPr>
             <w:r>
               <w:rPr>
@@ -1844,6 +2073,7 @@
           <w:p>
             <w:pPr>
               <w:pStyle w:val="Compact"/>
+              <w:jc w:val="left"/>
             </w:pPr>
             <w:r>
               <w:rPr>
@@ -1860,6 +2090,7 @@
           <w:p>
             <w:pPr>
               <w:pStyle w:val="Compact"/>
+              <w:jc w:val="left"/>
             </w:pPr>
             <w:r>
               <w:t xml:space="preserve">Provider</w:t>
@@ -1871,6 +2102,7 @@
           <w:p>
             <w:pPr>
               <w:pStyle w:val="Compact"/>
+              <w:jc w:val="left"/>
             </w:pPr>
             <w:r>
               <w:rPr>
@@ -1885,6 +2117,7 @@
           <w:p>
             <w:pPr>
               <w:pStyle w:val="Compact"/>
+              <w:jc w:val="left"/>
             </w:pPr>
             <w:r>
               <w:rPr>
@@ -1901,6 +2134,7 @@
           <w:p>
             <w:pPr>
               <w:pStyle w:val="Compact"/>
+              <w:jc w:val="left"/>
             </w:pPr>
             <w:r>
               <w:t xml:space="preserve">MA</w:t>
@@ -1912,6 +2146,7 @@
           <w:p>
             <w:pPr>
               <w:pStyle w:val="Compact"/>
+              <w:jc w:val="left"/>
             </w:pPr>
             <w:r>
               <w:rPr>
@@ -1926,6 +2161,7 @@
           <w:p>
             <w:pPr>
               <w:pStyle w:val="Compact"/>
+              <w:jc w:val="left"/>
             </w:pPr>
             <w:r>
               <w:rPr>
@@ -1942,8 +2178,8 @@
       <w:tblPr>
         <w:tblStyle w:val="Table"/>
         <w:tblW w:type="pct" w:w="5000"/>
-        <w:tblLayout w:type="fixed"/>
         <w:tblLook w:firstRow="1" w:lastRow="0" w:firstColumn="0" w:lastColumn="0" w:noHBand="0" w:noVBand="0" w:val="0020"/>
+        <w:jc w:val="start"/>
       </w:tblPr>
       <w:tblGrid>
         <w:gridCol w:w="6222"/>
@@ -1951,13 +2187,14 @@
       </w:tblGrid>
       <w:tr>
         <w:trPr>
-          <w:tblHeader w:val="on"/>
+          <w:tblHeader w:val="true"/>
         </w:trPr>
         <w:tc>
           <w:tcPr/>
           <w:p>
             <w:pPr>
               <w:pStyle w:val="Compact"/>
+              <w:jc w:val="left"/>
             </w:pPr>
             <w:r>
               <w:t xml:space="preserve">Seed Data</w:t>
@@ -1979,6 +2216,7 @@
           <w:p>
             <w:pPr>
               <w:pStyle w:val="Compact"/>
+              <w:jc w:val="left"/>
             </w:pPr>
             <w:r>
               <w:t xml:space="preserve">Clinic</w:t>
@@ -1990,6 +2228,7 @@
           <w:p>
             <w:pPr>
               <w:pStyle w:val="Compact"/>
+              <w:jc w:val="left"/>
             </w:pPr>
             <w:r>
               <w:t xml:space="preserve">Sunrise Functional Medicine</w:t>
@@ -2003,6 +2242,7 @@
           <w:p>
             <w:pPr>
               <w:pStyle w:val="Compact"/>
+              <w:jc w:val="left"/>
             </w:pPr>
             <w:r>
               <w:t xml:space="preserve">Pharmacy</w:t>
@@ -2014,6 +2254,7 @@
           <w:p>
             <w:pPr>
               <w:pStyle w:val="Compact"/>
+              <w:jc w:val="left"/>
             </w:pPr>
             <w:r>
               <w:t xml:space="preserve">Strive Pharmacy (Tier 4 Fax, TX)</w:t>
@@ -2027,6 +2268,7 @@
           <w:p>
             <w:pPr>
               <w:pStyle w:val="Compact"/>
+              <w:jc w:val="left"/>
             </w:pPr>
             <w:r>
               <w:t xml:space="preserve">Patient</w:t>
@@ -2038,6 +2280,7 @@
           <w:p>
             <w:pPr>
               <w:pStyle w:val="Compact"/>
+              <w:jc w:val="left"/>
             </w:pPr>
             <w:r>
               <w:t xml:space="preserve">Alex Demo (TX)</w:t>
@@ -2051,6 +2294,7 @@
           <w:p>
             <w:pPr>
               <w:pStyle w:val="Compact"/>
+              <w:jc w:val="left"/>
             </w:pPr>
             <w:r>
               <w:t xml:space="preserve">Medications</w:t>
@@ -2062,6 +2306,7 @@
           <w:p>
             <w:pPr>
               <w:pStyle w:val="Compact"/>
+              <w:jc w:val="left"/>
             </w:pPr>
             <w:r>
               <w:t xml:space="preserve">Semaglutide, Tirzepatide, Testosterone, Sermorelin, Naltrexone</w:t>
@@ -2075,6 +2320,7 @@
           <w:p>
             <w:pPr>
               <w:pStyle w:val="Compact"/>
+              <w:jc w:val="left"/>
             </w:pPr>
             <w:r>
               <w:t xml:space="preserve">Stripe Test Card</w:t>
@@ -2086,6 +2332,7 @@
           <w:p>
             <w:pPr>
               <w:pStyle w:val="Compact"/>
+              <w:jc w:val="left"/>
             </w:pPr>
             <w:r>
               <w:rPr>
@@ -2127,13 +2374,9 @@
         </w:tc>
       </w:tr>
     </w:tbl>
-    <w:bookmarkEnd w:id="18"/>
-    <w:bookmarkEnd w:id="19"/>
-    <w:sectPr>
-      <w:footnotePr>
-        <w:numRestart w:val="eachSect"/>
-      </w:footnotePr>
-    </w:sectPr>
+    <w:bookmarkEnd w:id="29"/>
+    <w:bookmarkEnd w:id="30"/>
+    <w:sectPr/>
   </w:body>
 </w:document>
 </file>
@@ -2164,14 +2407,14 @@
 <file path=word/numbering.xml><?xml version="1.0" encoding="utf-8"?>
 <w:numbering xmlns:w="http://schemas.openxmlformats.org/wordprocessingml/2006/main">
   <w:abstractNum w:abstractNumId="990">
-    <w:nsid w:val="0000A990"/>
+    <w:nsid w:val="A990"/>
     <w:multiLevelType w:val="multilevel"/>
     <w:lvl w:ilvl="0">
       <w:numFmt w:val="bullet"/>
       <w:lvlText w:val=" "/>
       <w:lvlJc w:val="left"/>
       <w:pPr>
-        <w:ind w:left="720" w:hanging="360"/>
+        <w:ind w:left="720" w:hanging="480"/>
       </w:pPr>
     </w:lvl>
     <w:lvl w:ilvl="1">
@@ -2179,7 +2422,7 @@
       <w:lvlText w:val=" "/>
       <w:lvlJc w:val="left"/>
       <w:pPr>
-        <w:ind w:left="1440" w:hanging="360"/>
+        <w:ind w:left="1440" w:hanging="480"/>
       </w:pPr>
     </w:lvl>
     <w:lvl w:ilvl="2">
@@ -2187,7 +2430,7 @@
       <w:lvlText w:val=" "/>
       <w:lvlJc w:val="left"/>
       <w:pPr>
-        <w:ind w:left="2160" w:hanging="360"/>
+        <w:ind w:left="2160" w:hanging="480"/>
       </w:pPr>
     </w:lvl>
     <w:lvl w:ilvl="3">
@@ -2195,7 +2438,7 @@
       <w:lvlText w:val=" "/>
       <w:lvlJc w:val="left"/>
       <w:pPr>
-        <w:ind w:left="2880" w:hanging="360"/>
+        <w:ind w:left="2880" w:hanging="480"/>
       </w:pPr>
     </w:lvl>
     <w:lvl w:ilvl="4">
@@ -2203,7 +2446,7 @@
       <w:lvlText w:val=" "/>
       <w:lvlJc w:val="left"/>
       <w:pPr>
-        <w:ind w:left="3600" w:hanging="360"/>
+        <w:ind w:left="3600" w:hanging="480"/>
       </w:pPr>
     </w:lvl>
     <w:lvl w:ilvl="5">
@@ -2211,7 +2454,7 @@
       <w:lvlText w:val=" "/>
       <w:lvlJc w:val="left"/>
       <w:pPr>
-        <w:ind w:left="4320" w:hanging="360"/>
+        <w:ind w:left="4320" w:hanging="480"/>
       </w:pPr>
     </w:lvl>
     <w:lvl w:ilvl="6">
@@ -2219,7 +2462,7 @@
       <w:lvlText w:val=" "/>
       <w:lvlJc w:val="left"/>
       <w:pPr>
-        <w:ind w:left="5040" w:hanging="360"/>
+        <w:ind w:left="5040" w:hanging="480"/>
       </w:pPr>
     </w:lvl>
     <w:lvl w:ilvl="7">
@@ -2227,7 +2470,7 @@
       <w:lvlText w:val=" "/>
       <w:lvlJc w:val="left"/>
       <w:pPr>
-        <w:ind w:left="5760" w:hanging="360"/>
+        <w:ind w:left="5760" w:hanging="480"/>
       </w:pPr>
     </w:lvl>
     <w:lvl w:ilvl="8">
@@ -2235,115 +2478,88 @@
       <w:lvlText w:val=" "/>
       <w:lvlJc w:val="left"/>
       <w:pPr>
-        <w:ind w:left="6480" w:hanging="360"/>
+        <w:ind w:left="6480" w:hanging="480"/>
       </w:pPr>
     </w:lvl>
   </w:abstractNum>
   <w:abstractNum w:abstractNumId="991">
-    <w:nsid w:val="0000A991"/>
+    <w:nsid w:val="A991"/>
     <w:multiLevelType w:val="multilevel"/>
     <w:lvl w:ilvl="0">
       <w:numFmt w:val="bullet"/>
-      <w:lvlText w:val=""/>
+      <w:lvlText w:val="•"/>
       <w:lvlJc w:val="left"/>
       <w:pPr>
-        <w:ind w:left="720" w:hanging="360"/>
-      </w:pPr>
-      <w:rPr>
-        <w:rFonts w:ascii="Symbol" w:hAnsi="Symbol" w:cs="Symbol" w:hint="default"/>
-      </w:rPr>
+        <w:ind w:left="720" w:hanging="480"/>
+      </w:pPr>
     </w:lvl>
     <w:lvl w:ilvl="1">
       <w:numFmt w:val="bullet"/>
-      <w:lvlText w:val="o"/>
+      <w:lvlText w:val="–"/>
       <w:lvlJc w:val="left"/>
       <w:pPr>
-        <w:ind w:left="1440" w:hanging="360"/>
-      </w:pPr>
-      <w:rPr>
-        <w:rFonts w:ascii="Courier New" w:hAnsi="Courier New" w:cs="Courier New" w:hint="default"/>
-      </w:rPr>
+        <w:ind w:left="1440" w:hanging="480"/>
+      </w:pPr>
     </w:lvl>
     <w:lvl w:ilvl="2">
       <w:numFmt w:val="bullet"/>
-      <w:lvlText w:val=""/>
+      <w:lvlText w:val="•"/>
       <w:lvlJc w:val="left"/>
       <w:pPr>
-        <w:ind w:left="2160" w:hanging="360"/>
-      </w:pPr>
-      <w:rPr>
-        <w:rFonts w:ascii="Wingdings" w:hAnsi="Wingdings" w:cs="Wingdings" w:hint="default"/>
-      </w:rPr>
+        <w:ind w:left="2160" w:hanging="480"/>
+      </w:pPr>
     </w:lvl>
     <w:lvl w:ilvl="3">
       <w:numFmt w:val="bullet"/>
-      <w:lvlText w:val=""/>
+      <w:lvlText w:val="–"/>
       <w:lvlJc w:val="left"/>
       <w:pPr>
-        <w:ind w:left="2880" w:hanging="360"/>
-      </w:pPr>
-      <w:rPr>
-        <w:rFonts w:ascii="Symbol" w:hAnsi="Symbol" w:cs="Symbol" w:hint="default"/>
-      </w:rPr>
+        <w:ind w:left="2880" w:hanging="480"/>
+      </w:pPr>
     </w:lvl>
     <w:lvl w:ilvl="4">
       <w:numFmt w:val="bullet"/>
-      <w:lvlText w:val="o"/>
+      <w:lvlText w:val="•"/>
       <w:lvlJc w:val="left"/>
       <w:pPr>
-        <w:ind w:left="3600" w:hanging="360"/>
-      </w:pPr>
-      <w:rPr>
-        <w:rFonts w:ascii="Courier New" w:hAnsi="Courier New" w:cs="Courier New" w:hint="default"/>
-      </w:rPr>
+        <w:ind w:left="3600" w:hanging="480"/>
+      </w:pPr>
     </w:lvl>
     <w:lvl w:ilvl="5">
       <w:numFmt w:val="bullet"/>
-      <w:lvlText w:val=""/>
+      <w:lvlText w:val="–"/>
       <w:lvlJc w:val="left"/>
       <w:pPr>
-        <w:ind w:left="4320" w:hanging="360"/>
-      </w:pPr>
-      <w:rPr>
-        <w:rFonts w:ascii="Wingdings" w:hAnsi="Wingdings" w:cs="Wingdings" w:hint="default"/>
-      </w:rPr>
+        <w:ind w:left="4320" w:hanging="480"/>
+      </w:pPr>
     </w:lvl>
     <w:lvl w:ilvl="6">
       <w:numFmt w:val="bullet"/>
-      <w:lvlText w:val=""/>
+      <w:lvlText w:val="•"/>
       <w:lvlJc w:val="left"/>
       <w:pPr>
-        <w:ind w:left="5040" w:hanging="360"/>
-      </w:pPr>
-      <w:rPr>
-        <w:rFonts w:ascii="Symbol" w:hAnsi="Symbol" w:cs="Symbol" w:hint="default"/>
-      </w:rPr>
+        <w:ind w:left="5040" w:hanging="480"/>
+      </w:pPr>
     </w:lvl>
     <w:lvl w:ilvl="7">
       <w:numFmt w:val="bullet"/>
-      <w:lvlText w:val="o"/>
+      <w:lvlText w:val="–"/>
       <w:lvlJc w:val="left"/>
       <w:pPr>
-        <w:ind w:left="5760" w:hanging="360"/>
-      </w:pPr>
-      <w:rPr>
-        <w:rFonts w:ascii="Courier New" w:hAnsi="Courier New" w:cs="Courier New" w:hint="default"/>
-      </w:rPr>
+        <w:ind w:left="5760" w:hanging="480"/>
+      </w:pPr>
     </w:lvl>
     <w:lvl w:ilvl="8">
       <w:numFmt w:val="bullet"/>
-      <w:lvlText w:val=""/>
+      <w:lvlText w:val="•"/>
       <w:lvlJc w:val="left"/>
       <w:pPr>
-        <w:ind w:left="6480" w:hanging="360"/>
-      </w:pPr>
-      <w:rPr>
-        <w:rFonts w:ascii="Wingdings" w:hAnsi="Wingdings" w:cs="Wingdings" w:hint="default"/>
-      </w:rPr>
+        <w:ind w:left="6480" w:hanging="480"/>
+      </w:pPr>
     </w:lvl>
   </w:abstractNum>
   <w:abstractNum w:abstractNumId="99411">
-    <w:nsid w:val="00A99411"/>
+    <w:nsid w:val="A99411"/>
     <w:multiLevelType w:val="multilevel"/>
     <w:lvl w:ilvl="0">
       <w:start w:val="1"/>
@@ -2351,7 +2567,7 @@
       <w:lvlText w:val="%1."/>
       <w:lvlJc w:val="left"/>
       <w:pPr>
-        <w:ind w:left="720" w:hanging="360"/>
+        <w:ind w:left="720" w:hanging="480"/>
       </w:pPr>
     </w:lvl>
     <w:lvl w:ilvl="1">
@@ -2360,7 +2576,7 @@
       <w:lvlText w:val="%2."/>
       <w:lvlJc w:val="left"/>
       <w:pPr>
-        <w:ind w:left="1440" w:hanging="360"/>
+        <w:ind w:left="1440" w:hanging="480"/>
       </w:pPr>
     </w:lvl>
     <w:lvl w:ilvl="2">
@@ -2369,7 +2585,7 @@
       <w:lvlText w:val="%3."/>
       <w:lvlJc w:val="left"/>
       <w:pPr>
-        <w:ind w:left="2160" w:hanging="360"/>
+        <w:ind w:left="2160" w:hanging="480"/>
       </w:pPr>
     </w:lvl>
     <w:lvl w:ilvl="3">
@@ -2378,7 +2594,7 @@
       <w:lvlText w:val="%4."/>
       <w:lvlJc w:val="left"/>
       <w:pPr>
-        <w:ind w:left="2880" w:hanging="360"/>
+        <w:ind w:left="2880" w:hanging="480"/>
       </w:pPr>
     </w:lvl>
     <w:lvl w:ilvl="4">
@@ -2387,7 +2603,7 @@
       <w:lvlText w:val="%5."/>
       <w:lvlJc w:val="left"/>
       <w:pPr>
-        <w:ind w:left="3600" w:hanging="360"/>
+        <w:ind w:left="3600" w:hanging="480"/>
       </w:pPr>
     </w:lvl>
     <w:lvl w:ilvl="5">
@@ -2396,7 +2612,7 @@
       <w:lvlText w:val="%6."/>
       <w:lvlJc w:val="left"/>
       <w:pPr>
-        <w:ind w:left="4320" w:hanging="360"/>
+        <w:ind w:left="4320" w:hanging="480"/>
       </w:pPr>
     </w:lvl>
     <w:lvl w:ilvl="6">
@@ -2405,7 +2621,7 @@
       <w:lvlText w:val="%7."/>
       <w:lvlJc w:val="left"/>
       <w:pPr>
-        <w:ind w:left="5040" w:hanging="360"/>
+        <w:ind w:left="5040" w:hanging="480"/>
       </w:pPr>
     </w:lvl>
     <w:lvl w:ilvl="7">
@@ -2414,7 +2630,7 @@
       <w:lvlText w:val="%8."/>
       <w:lvlJc w:val="left"/>
       <w:pPr>
-        <w:ind w:left="5760" w:hanging="360"/>
+        <w:ind w:left="5760" w:hanging="480"/>
       </w:pPr>
     </w:lvl>
     <w:lvl w:ilvl="8">
@@ -2423,12 +2639,12 @@
       <w:lvlText w:val="%9."/>
       <w:lvlJc w:val="left"/>
       <w:pPr>
-        <w:ind w:left="6480" w:hanging="360"/>
+        <w:ind w:left="6480" w:hanging="480"/>
       </w:pPr>
     </w:lvl>
   </w:abstractNum>
   <w:abstractNum w:abstractNumId="99418">
-    <w:nsid w:val="00A99418"/>
+    <w:nsid w:val="A99418"/>
     <w:multiLevelType w:val="multilevel"/>
     <w:lvl w:ilvl="0">
       <w:start w:val="8"/>
@@ -2436,7 +2652,7 @@
       <w:lvlText w:val="%1."/>
       <w:lvlJc w:val="left"/>
       <w:pPr>
-        <w:ind w:left="720" w:hanging="360"/>
+        <w:ind w:left="720" w:hanging="480"/>
       </w:pPr>
     </w:lvl>
     <w:lvl w:ilvl="1">
@@ -2445,7 +2661,7 @@
       <w:lvlText w:val="%2."/>
       <w:lvlJc w:val="left"/>
       <w:pPr>
-        <w:ind w:left="1440" w:hanging="360"/>
+        <w:ind w:left="1440" w:hanging="480"/>
       </w:pPr>
     </w:lvl>
     <w:lvl w:ilvl="2">
@@ -2454,7 +2670,7 @@
       <w:lvlText w:val="%3."/>
       <w:lvlJc w:val="left"/>
       <w:pPr>
-        <w:ind w:left="2160" w:hanging="360"/>
+        <w:ind w:left="2160" w:hanging="480"/>
       </w:pPr>
     </w:lvl>
     <w:lvl w:ilvl="3">
@@ -2463,7 +2679,7 @@
       <w:lvlText w:val="%4."/>
       <w:lvlJc w:val="left"/>
       <w:pPr>
-        <w:ind w:left="2880" w:hanging="360"/>
+        <w:ind w:left="2880" w:hanging="480"/>
       </w:pPr>
     </w:lvl>
     <w:lvl w:ilvl="4">
@@ -2472,7 +2688,7 @@
       <w:lvlText w:val="%5."/>
       <w:lvlJc w:val="left"/>
       <w:pPr>
-        <w:ind w:left="3600" w:hanging="360"/>
+        <w:ind w:left="3600" w:hanging="480"/>
       </w:pPr>
     </w:lvl>
     <w:lvl w:ilvl="5">
@@ -2481,7 +2697,7 @@
       <w:lvlText w:val="%6."/>
       <w:lvlJc w:val="left"/>
       <w:pPr>
-        <w:ind w:left="4320" w:hanging="360"/>
+        <w:ind w:left="4320" w:hanging="480"/>
       </w:pPr>
     </w:lvl>
     <w:lvl w:ilvl="6">
@@ -2490,7 +2706,7 @@
       <w:lvlText w:val="%7."/>
       <w:lvlJc w:val="left"/>
       <w:pPr>
-        <w:ind w:left="5040" w:hanging="360"/>
+        <w:ind w:left="5040" w:hanging="480"/>
       </w:pPr>
     </w:lvl>
     <w:lvl w:ilvl="7">
@@ -2499,7 +2715,7 @@
       <w:lvlText w:val="%8."/>
       <w:lvlJc w:val="left"/>
       <w:pPr>
-        <w:ind w:left="5760" w:hanging="360"/>
+        <w:ind w:left="5760" w:hanging="480"/>
       </w:pPr>
     </w:lvl>
     <w:lvl w:ilvl="8">
@@ -2508,7 +2724,7 @@
       <w:lvlText w:val="%9."/>
       <w:lvlJc w:val="left"/>
       <w:pPr>
-        <w:ind w:left="6480" w:hanging="360"/>
+        <w:ind w:left="6480" w:hanging="480"/>
       </w:pPr>
     </w:lvl>
   </w:abstractNum>
@@ -2736,10 +2952,10 @@
   <w:docDefaults>
     <w:rPrDefault>
       <w:rPr>
-        <w:rFonts w:asciiTheme="minorHAnsi" w:cstheme="minorBidi" w:eastAsiaTheme="minorEastAsia" w:hAnsiTheme="minorHAnsi"/>
+        <w:rFonts w:asciiTheme="minorHAnsi" w:cstheme="minorBidi" w:eastAsiaTheme="minorHAnsi" w:hAnsiTheme="minorHAnsi"/>
         <w:sz w:val="24"/>
         <w:szCs w:val="24"/>
-        <w:lang w:bidi="ar-SA" w:eastAsia="zh-CN" w:val="en-US"/>
+        <w:lang w:bidi="ar-SA" w:eastAsia="en-US" w:val="en-US"/>
       </w:rPr>
     </w:rPrDefault>
     <w:pPrDefault>
@@ -2757,10 +2973,10 @@
     <w:name w:val="Body Text"/>
     <w:basedOn w:val="Normal"/>
     <w:link w:val="BodyTextChar"/>
-    <w:qFormat/>
     <w:pPr>
       <w:spacing w:after="180" w:before="180"/>
     </w:pPr>
+    <w:qFormat/>
   </w:style>
   <w:style w:customStyle="1" w:styleId="FirstParagraph" w:type="paragraph">
     <w:name w:val="First Paragraph"/>
@@ -2780,94 +2996,57 @@
     <w:name w:val="Title"/>
     <w:basedOn w:val="Normal"/>
     <w:next w:val="BodyText"/>
-    <w:link w:val="TitleChar"/>
-    <w:uiPriority w:val="10"/>
     <w:qFormat/>
-    <w:rsid w:val="00A10FD9"/>
     <w:pPr>
-      <w:spacing w:after="80" w:line="240" w:lineRule="auto"/>
-      <w:contextualSpacing/>
+      <w:keepNext/>
+      <w:keepLines/>
+      <w:spacing w:after="240" w:before="480"/>
       <w:jc w:val="center"/>
     </w:pPr>
     <w:rPr>
       <w:rFonts w:asciiTheme="majorHAnsi" w:cstheme="majorBidi" w:eastAsiaTheme="majorEastAsia" w:hAnsiTheme="majorHAnsi"/>
-      <w:sz w:val="56"/>
-      <w:szCs w:val="56"/>
-    </w:rPr>
-  </w:style>
-  <w:style w:customStyle="1" w:styleId="TitleChar" w:type="character">
-    <w:name w:val="Title Char"/>
-    <w:basedOn w:val="DefaultParagraphFont"/>
-    <w:link w:val="Title"/>
-    <w:uiPriority w:val="10"/>
-    <w:rsid w:val="00A10FD9"/>
-    <w:rPr>
-      <w:rFonts w:asciiTheme="majorHAnsi" w:cstheme="majorBidi" w:eastAsiaTheme="majorEastAsia" w:hAnsiTheme="majorHAnsi"/>
-      <w:sz w:val="56"/>
-      <w:szCs w:val="56"/>
+      <w:b/>
+      <w:bCs/>
+      <w:color w:themeColor="accent1" w:themeShade="B5" w:val="345A8A"/>
+      <w:sz w:val="36"/>
+      <w:szCs w:val="36"/>
     </w:rPr>
   </w:style>
   <w:style w:styleId="Subtitle" w:type="paragraph">
     <w:name w:val="Subtitle"/>
-    <w:basedOn w:val="Title"/>
-    <w:next w:val="BodyText"/>
-    <w:link w:val="SubtitleChar"/>
-    <w:uiPriority w:val="11"/>
-    <w:qFormat/>
-    <w:rsid w:val="00A10FD9"/>
-    <w:pPr>
-      <w:numPr>
-        <w:ilvl w:val="1"/>
-      </w:numPr>
-    </w:pPr>
-    <w:rPr>
-      <w:rFonts w:cstheme="majorBidi" w:eastAsiaTheme="majorEastAsia"/>
-      <w:spacing w:val="15"/>
-      <w:sz w:val="28"/>
-      <w:szCs w:val="28"/>
-    </w:rPr>
-  </w:style>
-  <w:style w:customStyle="1" w:styleId="SubtitleChar" w:type="character">
-    <w:name w:val="Subtitle Char"/>
-    <w:basedOn w:val="DefaultParagraphFont"/>
-    <w:link w:val="Subtitle"/>
-    <w:uiPriority w:val="11"/>
-    <w:rsid w:val="00A10FD9"/>
-    <w:rPr>
-      <w:rFonts w:cstheme="majorBidi" w:eastAsiaTheme="majorEastAsia"/>
-      <w:color w:themeColor="text1" w:themeTint="A6" w:val="595959"/>
-      <w:spacing w:val="15"/>
-      <w:sz w:val="28"/>
-      <w:szCs w:val="28"/>
-    </w:rPr>
-  </w:style>
-  <w:style w:customStyle="1" w:styleId="Author" w:type="paragraph">
-    <w:name w:val="Author"/>
     <w:basedOn w:val="Title"/>
     <w:next w:val="BodyText"/>
     <w:qFormat/>
     <w:pPr>
       <w:keepNext/>
       <w:keepLines/>
+      <w:spacing w:after="240" w:before="240"/>
+      <w:jc w:val="center"/>
     </w:pPr>
     <w:rPr>
-      <w:sz w:val="24"/>
-      <w:szCs w:val="24"/>
-    </w:rPr>
-  </w:style>
-  <w:style w:styleId="Date" w:type="paragraph">
-    <w:name w:val="Date"/>
-    <w:basedOn w:val="Title"/>
+      <w:sz w:val="30"/>
+      <w:szCs w:val="30"/>
+    </w:rPr>
+  </w:style>
+  <w:style w:customStyle="1" w:styleId="Author" w:type="paragraph">
+    <w:name w:val="Author"/>
     <w:next w:val="BodyText"/>
     <w:qFormat/>
     <w:pPr>
       <w:keepNext/>
       <w:keepLines/>
+      <w:jc w:val="center"/>
     </w:pPr>
-    <w:rPr>
-      <w:sz w:val="24"/>
-      <w:szCs w:val="24"/>
-    </w:rPr>
+  </w:style>
+  <w:style w:styleId="Date" w:type="paragraph">
+    <w:name w:val="Date"/>
+    <w:next w:val="BodyText"/>
+    <w:qFormat/>
+    <w:pPr>
+      <w:keepNext/>
+      <w:keepLines/>
+      <w:jc w:val="center"/>
+    </w:pPr>
   </w:style>
   <w:style w:customStyle="1" w:styleId="AbstractTitle" w:type="paragraph">
     <w:name w:val="Abstract Title"/>
@@ -2877,13 +3056,15 @@
     <w:pPr>
       <w:keepNext/>
       <w:keepLines/>
+      <w:jc w:val="center"/>
       <w:spacing w:after="0" w:before="300"/>
-      <w:jc w:val="center"/>
     </w:pPr>
     <w:rPr>
-      <w:b/>
       <w:sz w:val="20"/>
       <w:szCs w:val="20"/>
+      <w:b/>
+      <w:color w:val="345A8A"/>
+      &gt;
     </w:rPr>
   </w:style>
   <w:style w:customStyle="1" w:styleId="Abstract" w:type="paragraph">
@@ -2910,321 +3091,191 @@
     <w:rPr/>
   </w:style>
   <w:style w:styleId="Heading1" w:type="paragraph">
-    <w:name w:val="heading 1"/>
+    <w:name w:val="Heading 1"/>
     <w:basedOn w:val="Normal"/>
     <w:next w:val="BodyText"/>
-    <w:link w:val="Heading1Char"/>
     <w:uiPriority w:val="9"/>
     <w:qFormat/>
-    <w:rsid w:val="00A10FD9"/>
     <w:pPr>
       <w:keepNext/>
       <w:keepLines/>
-      <w:spacing w:after="80" w:before="360"/>
+      <w:spacing w:after="0" w:before="480"/>
       <w:outlineLvl w:val="0"/>
     </w:pPr>
     <w:rPr>
       <w:rFonts w:asciiTheme="majorHAnsi" w:cstheme="majorBidi" w:eastAsiaTheme="majorEastAsia" w:hAnsiTheme="majorHAnsi"/>
-      <w:color w:themeColor="accent1" w:themeShade="BF" w:val="0F4761"/>
-      <w:sz w:val="40"/>
-      <w:szCs w:val="40"/>
+      <w:b/>
+      <w:bCs/>
+      <w:color w:themeColor="accent1" w:val="4F81BD"/>
+      <w:sz w:val="32"/>
+      <w:szCs w:val="32"/>
     </w:rPr>
   </w:style>
   <w:style w:styleId="Heading2" w:type="paragraph">
-    <w:name w:val="heading 2"/>
+    <w:name w:val="Heading 2"/>
     <w:basedOn w:val="Normal"/>
     <w:next w:val="BodyText"/>
-    <w:link w:val="Heading2Char"/>
     <w:uiPriority w:val="9"/>
-    <w:semiHidden/>
     <w:unhideWhenUsed/>
     <w:qFormat/>
-    <w:rsid w:val="00A10FD9"/>
     <w:pPr>
       <w:keepNext/>
       <w:keepLines/>
-      <w:spacing w:after="80" w:before="160"/>
+      <w:spacing w:after="0" w:before="200"/>
       <w:outlineLvl w:val="1"/>
     </w:pPr>
     <w:rPr>
       <w:rFonts w:asciiTheme="majorHAnsi" w:cstheme="majorBidi" w:eastAsiaTheme="majorEastAsia" w:hAnsiTheme="majorHAnsi"/>
-      <w:color w:themeColor="accent1" w:themeShade="BF" w:val="0F4761"/>
-      <w:sz w:val="32"/>
-      <w:szCs w:val="32"/>
+      <w:b/>
+      <w:bCs/>
+      <w:color w:themeColor="accent1" w:val="4F81BD"/>
+      <w:sz w:val="28"/>
+      <w:szCs w:val="28"/>
     </w:rPr>
   </w:style>
   <w:style w:styleId="Heading3" w:type="paragraph">
-    <w:name w:val="heading 3"/>
+    <w:name w:val="Heading 3"/>
     <w:basedOn w:val="Normal"/>
     <w:next w:val="BodyText"/>
-    <w:link w:val="Heading3Char"/>
     <w:uiPriority w:val="9"/>
-    <w:semiHidden/>
     <w:unhideWhenUsed/>
     <w:qFormat/>
-    <w:rsid w:val="00A10FD9"/>
     <w:pPr>
       <w:keepNext/>
       <w:keepLines/>
-      <w:spacing w:after="80" w:before="160"/>
+      <w:spacing w:after="0" w:before="200"/>
       <w:outlineLvl w:val="2"/>
     </w:pPr>
     <w:rPr>
-      <w:rFonts w:cstheme="majorBidi" w:eastAsiaTheme="majorEastAsia"/>
-      <w:color w:themeColor="accent1" w:themeShade="BF" w:val="0F4761"/>
-      <w:sz w:val="28"/>
-      <w:szCs w:val="28"/>
+      <w:rFonts w:asciiTheme="majorHAnsi" w:cstheme="majorBidi" w:eastAsiaTheme="majorEastAsia" w:hAnsiTheme="majorHAnsi"/>
+      <w:b/>
+      <w:bCs/>
+      <w:color w:themeColor="accent1" w:val="4F81BD"/>
+      <w:sz w:val="24"/>
+      <w:szCs w:val="24"/>
     </w:rPr>
   </w:style>
   <w:style w:styleId="Heading4" w:type="paragraph">
-    <w:name w:val="heading 4"/>
+    <w:name w:val="Heading 4"/>
     <w:basedOn w:val="Normal"/>
     <w:next w:val="BodyText"/>
-    <w:link w:val="Heading4Char"/>
     <w:uiPriority w:val="9"/>
-    <w:semiHidden/>
     <w:unhideWhenUsed/>
     <w:qFormat/>
-    <w:rsid w:val="00A10FD9"/>
     <w:pPr>
       <w:keepNext/>
       <w:keepLines/>
-      <w:spacing w:after="40" w:before="80"/>
+      <w:spacing w:after="0" w:before="200"/>
       <w:outlineLvl w:val="3"/>
     </w:pPr>
     <w:rPr>
-      <w:rFonts w:cstheme="majorBidi" w:eastAsiaTheme="majorEastAsia"/>
+      <w:rFonts w:asciiTheme="majorHAnsi" w:cstheme="majorBidi" w:eastAsiaTheme="majorEastAsia" w:hAnsiTheme="majorHAnsi"/>
       <w:i/>
-      <w:iCs/>
-      <w:color w:themeColor="accent1" w:themeShade="BF" w:val="0F4761"/>
+      <w:bCs/>
+      <w:color w:themeColor="accent1" w:val="4F81BD"/>
+      <w:sz w:val="24"/>
+      <w:szCs w:val="24"/>
     </w:rPr>
   </w:style>
   <w:style w:styleId="Heading5" w:type="paragraph">
-    <w:name w:val="heading 5"/>
+    <w:name w:val="Heading 5"/>
     <w:basedOn w:val="Normal"/>
     <w:next w:val="BodyText"/>
-    <w:link w:val="Heading5Char"/>
     <w:uiPriority w:val="9"/>
-    <w:semiHidden/>
     <w:unhideWhenUsed/>
     <w:qFormat/>
-    <w:rsid w:val="00A10FD9"/>
     <w:pPr>
       <w:keepNext/>
       <w:keepLines/>
-      <w:spacing w:after="40" w:before="80"/>
+      <w:spacing w:after="0" w:before="200"/>
       <w:outlineLvl w:val="4"/>
     </w:pPr>
     <w:rPr>
-      <w:rFonts w:cstheme="majorBidi" w:eastAsiaTheme="majorEastAsia"/>
-      <w:color w:themeColor="accent1" w:themeShade="BF" w:val="0F4761"/>
+      <w:rFonts w:asciiTheme="majorHAnsi" w:cstheme="majorBidi" w:eastAsiaTheme="majorEastAsia" w:hAnsiTheme="majorHAnsi"/>
+      <w:iCs/>
+      <w:color w:themeColor="accent1" w:val="4F81BD"/>
+      <w:sz w:val="24"/>
+      <w:szCs w:val="24"/>
     </w:rPr>
   </w:style>
   <w:style w:styleId="Heading6" w:type="paragraph">
-    <w:name w:val="heading 6"/>
+    <w:name w:val="Heading 6"/>
     <w:basedOn w:val="Normal"/>
     <w:next w:val="BodyText"/>
-    <w:link w:val="Heading6Char"/>
     <w:uiPriority w:val="9"/>
-    <w:semiHidden/>
     <w:unhideWhenUsed/>
     <w:qFormat/>
-    <w:rsid w:val="00A10FD9"/>
     <w:pPr>
       <w:keepNext/>
       <w:keepLines/>
-      <w:spacing w:after="0" w:before="40"/>
+      <w:spacing w:after="0" w:before="200"/>
       <w:outlineLvl w:val="5"/>
     </w:pPr>
     <w:rPr>
-      <w:rFonts w:cstheme="majorBidi" w:eastAsiaTheme="majorEastAsia"/>
-      <w:i/>
-      <w:iCs/>
-      <w:color w:themeColor="text1" w:themeTint="A6" w:val="595959"/>
+      <w:rFonts w:asciiTheme="majorHAnsi" w:cstheme="majorBidi" w:eastAsiaTheme="majorEastAsia" w:hAnsiTheme="majorHAnsi"/>
+      <w:color w:themeColor="accent1" w:val="4F81BD"/>
+      <w:sz w:val="24"/>
+      <w:szCs w:val="24"/>
     </w:rPr>
   </w:style>
   <w:style w:styleId="Heading7" w:type="paragraph">
-    <w:name w:val="heading 7"/>
+    <w:name w:val="Heading 7"/>
     <w:basedOn w:val="Normal"/>
     <w:next w:val="BodyText"/>
-    <w:link w:val="Heading7Char"/>
     <w:uiPriority w:val="9"/>
-    <w:semiHidden/>
     <w:unhideWhenUsed/>
     <w:qFormat/>
-    <w:rsid w:val="00A10FD9"/>
     <w:pPr>
       <w:keepNext/>
       <w:keepLines/>
-      <w:spacing w:after="0" w:before="40"/>
+      <w:spacing w:after="0" w:before="200"/>
       <w:outlineLvl w:val="6"/>
     </w:pPr>
     <w:rPr>
-      <w:rFonts w:cstheme="majorBidi" w:eastAsiaTheme="majorEastAsia"/>
-      <w:color w:themeColor="text1" w:themeTint="A6" w:val="595959"/>
+      <w:rFonts w:asciiTheme="majorHAnsi" w:cstheme="majorBidi" w:eastAsiaTheme="majorEastAsia" w:hAnsiTheme="majorHAnsi"/>
+      <w:color w:themeColor="accent1" w:val="4F81BD"/>
+      <w:sz w:val="24"/>
+      <w:szCs w:val="24"/>
     </w:rPr>
   </w:style>
   <w:style w:styleId="Heading8" w:type="paragraph">
-    <w:name w:val="heading 8"/>
+    <w:name w:val="Heading 8"/>
     <w:basedOn w:val="Normal"/>
     <w:next w:val="BodyText"/>
-    <w:link w:val="Heading8Char"/>
     <w:uiPriority w:val="9"/>
-    <w:semiHidden/>
     <w:unhideWhenUsed/>
     <w:qFormat/>
-    <w:rsid w:val="00A10FD9"/>
     <w:pPr>
       <w:keepNext/>
       <w:keepLines/>
-      <w:spacing w:after="0"/>
+      <w:spacing w:after="0" w:before="200"/>
       <w:outlineLvl w:val="7"/>
     </w:pPr>
     <w:rPr>
-      <w:rFonts w:cstheme="majorBidi" w:eastAsiaTheme="majorEastAsia"/>
-      <w:i/>
-      <w:iCs/>
-      <w:color w:themeColor="text1" w:themeTint="D8" w:val="272727"/>
+      <w:rFonts w:asciiTheme="majorHAnsi" w:cstheme="majorBidi" w:eastAsiaTheme="majorEastAsia" w:hAnsiTheme="majorHAnsi"/>
+      <w:color w:themeColor="accent1" w:val="4F81BD"/>
+      <w:sz w:val="24"/>
+      <w:szCs w:val="24"/>
     </w:rPr>
   </w:style>
   <w:style w:styleId="Heading9" w:type="paragraph">
-    <w:name w:val="heading 9"/>
+    <w:name w:val="Heading 9"/>
     <w:basedOn w:val="Normal"/>
     <w:next w:val="BodyText"/>
-    <w:link w:val="Heading9Char"/>
     <w:uiPriority w:val="9"/>
-    <w:semiHidden/>
     <w:unhideWhenUsed/>
     <w:qFormat/>
-    <w:rsid w:val="00A10FD9"/>
     <w:pPr>
       <w:keepNext/>
       <w:keepLines/>
-      <w:spacing w:after="0"/>
+      <w:spacing w:after="0" w:before="200"/>
       <w:outlineLvl w:val="8"/>
     </w:pPr>
     <w:rPr>
-      <w:rFonts w:cstheme="majorBidi" w:eastAsiaTheme="majorEastAsia"/>
-      <w:color w:themeColor="text1" w:themeTint="D8" w:val="272727"/>
-    </w:rPr>
-  </w:style>
-  <w:style w:customStyle="1" w:styleId="Heading1Char" w:type="character">
-    <w:name w:val="Heading 1 Char"/>
-    <w:basedOn w:val="DefaultParagraphFont"/>
-    <w:link w:val="Heading1"/>
-    <w:uiPriority w:val="9"/>
-    <w:rsid w:val="00A10FD9"/>
-    <w:rPr>
       <w:rFonts w:asciiTheme="majorHAnsi" w:cstheme="majorBidi" w:eastAsiaTheme="majorEastAsia" w:hAnsiTheme="majorHAnsi"/>
-      <w:color w:themeColor="accent1" w:themeShade="BF" w:val="0F4761"/>
-      <w:sz w:val="40"/>
-      <w:szCs w:val="40"/>
-    </w:rPr>
-  </w:style>
-  <w:style w:customStyle="1" w:styleId="Heading2Char" w:type="character">
-    <w:name w:val="Heading 2 Char"/>
-    <w:basedOn w:val="DefaultParagraphFont"/>
-    <w:link w:val="Heading2"/>
-    <w:uiPriority w:val="9"/>
-    <w:semiHidden/>
-    <w:rsid w:val="00A10FD9"/>
-    <w:rPr>
-      <w:rFonts w:asciiTheme="majorHAnsi" w:cstheme="majorBidi" w:eastAsiaTheme="majorEastAsia" w:hAnsiTheme="majorHAnsi"/>
-      <w:color w:themeColor="accent1" w:themeShade="BF" w:val="0F4761"/>
-      <w:sz w:val="32"/>
-      <w:szCs w:val="32"/>
-    </w:rPr>
-  </w:style>
-  <w:style w:customStyle="1" w:styleId="Heading3Char" w:type="character">
-    <w:name w:val="Heading 3 Char"/>
-    <w:basedOn w:val="DefaultParagraphFont"/>
-    <w:link w:val="Heading3"/>
-    <w:uiPriority w:val="9"/>
-    <w:semiHidden/>
-    <w:rsid w:val="00A10FD9"/>
-    <w:rPr>
-      <w:rFonts w:cstheme="majorBidi" w:eastAsiaTheme="majorEastAsia"/>
-      <w:color w:themeColor="accent1" w:themeShade="BF" w:val="0F4761"/>
-      <w:sz w:val="28"/>
-      <w:szCs w:val="28"/>
-    </w:rPr>
-  </w:style>
-  <w:style w:customStyle="1" w:styleId="Heading4Char" w:type="character">
-    <w:name w:val="Heading 4 Char"/>
-    <w:basedOn w:val="DefaultParagraphFont"/>
-    <w:link w:val="Heading4"/>
-    <w:uiPriority w:val="9"/>
-    <w:semiHidden/>
-    <w:rsid w:val="00A10FD9"/>
-    <w:rPr>
-      <w:rFonts w:cstheme="majorBidi" w:eastAsiaTheme="majorEastAsia"/>
-      <w:i/>
-      <w:iCs/>
-      <w:color w:themeColor="accent1" w:themeShade="BF" w:val="0F4761"/>
-    </w:rPr>
-  </w:style>
-  <w:style w:customStyle="1" w:styleId="Heading5Char" w:type="character">
-    <w:name w:val="Heading 5 Char"/>
-    <w:basedOn w:val="DefaultParagraphFont"/>
-    <w:link w:val="Heading5"/>
-    <w:uiPriority w:val="9"/>
-    <w:semiHidden/>
-    <w:rsid w:val="00A10FD9"/>
-    <w:rPr>
-      <w:rFonts w:cstheme="majorBidi" w:eastAsiaTheme="majorEastAsia"/>
-      <w:color w:themeColor="accent1" w:themeShade="BF" w:val="0F4761"/>
-    </w:rPr>
-  </w:style>
-  <w:style w:customStyle="1" w:styleId="Heading6Char" w:type="character">
-    <w:name w:val="Heading 6 Char"/>
-    <w:basedOn w:val="DefaultParagraphFont"/>
-    <w:link w:val="Heading6"/>
-    <w:uiPriority w:val="9"/>
-    <w:semiHidden/>
-    <w:rsid w:val="00A10FD9"/>
-    <w:rPr>
-      <w:rFonts w:cstheme="majorBidi" w:eastAsiaTheme="majorEastAsia"/>
-      <w:i/>
-      <w:iCs/>
-      <w:color w:themeColor="text1" w:themeTint="A6" w:val="595959"/>
-    </w:rPr>
-  </w:style>
-  <w:style w:customStyle="1" w:styleId="Heading7Char" w:type="character">
-    <w:name w:val="Heading 7 Char"/>
-    <w:basedOn w:val="DefaultParagraphFont"/>
-    <w:link w:val="Heading7"/>
-    <w:uiPriority w:val="9"/>
-    <w:semiHidden/>
-    <w:rsid w:val="00A10FD9"/>
-    <w:rPr>
-      <w:rFonts w:cstheme="majorBidi" w:eastAsiaTheme="majorEastAsia"/>
-      <w:color w:themeColor="text1" w:themeTint="A6" w:val="595959"/>
-    </w:rPr>
-  </w:style>
-  <w:style w:customStyle="1" w:styleId="Heading8Char" w:type="character">
-    <w:name w:val="Heading 8 Char"/>
-    <w:basedOn w:val="DefaultParagraphFont"/>
-    <w:link w:val="Heading8"/>
-    <w:uiPriority w:val="9"/>
-    <w:semiHidden/>
-    <w:rsid w:val="00A10FD9"/>
-    <w:rPr>
-      <w:rFonts w:cstheme="majorBidi" w:eastAsiaTheme="majorEastAsia"/>
-      <w:i/>
-      <w:iCs/>
-      <w:color w:themeColor="text1" w:themeTint="D8" w:val="272727"/>
-    </w:rPr>
-  </w:style>
-  <w:style w:customStyle="1" w:styleId="Heading9Char" w:type="character">
-    <w:name w:val="Heading 9 Char"/>
-    <w:basedOn w:val="DefaultParagraphFont"/>
-    <w:link w:val="Heading9"/>
-    <w:uiPriority w:val="9"/>
-    <w:semiHidden/>
-    <w:rsid w:val="00A10FD9"/>
-    <w:rPr>
-      <w:rFonts w:cstheme="majorBidi" w:eastAsiaTheme="majorEastAsia"/>
-      <w:color w:themeColor="text1" w:themeTint="D8" w:val="272727"/>
+      <w:color w:themeColor="accent1" w:val="4F81BD"/>
+      <w:sz w:val="24"/>
+      <w:szCs w:val="24"/>
     </w:rPr>
   </w:style>
   <w:style w:styleId="BlockText" w:type="paragraph">
@@ -3246,18 +3297,6 @@
     <w:uiPriority w:val="9"/>
     <w:unhideWhenUsed/>
     <w:qFormat/>
-  </w:style>
-  <w:style w:styleId="FootnoteBlockText" w:type="paragraph">
-    <w:name w:val="Footnote Block Text"/>
-    <w:basedOn w:val="FootnoteText"/>
-    <w:next w:val="FootnoteText"/>
-    <w:uiPriority w:val="9"/>
-    <w:unhideWhenUsed/>
-    <w:qFormat/>
-    <w:pPr>
-      <w:spacing w:after="100" w:before="100"/>
-      <w:ind w:firstLine="0" w:left="480" w:right="480"/>
-    </w:pPr>
   </w:style>
   <w:style w:default="1" w:styleId="DefaultParagraphFont" w:type="character">
     <w:name w:val="Default Paragraph Font"/>
@@ -3280,11 +3319,18 @@
       </w:tblCellMar>
     </w:tblPr>
     <w:tblStylePr w:type="firstRow">
+      <w:tblPr>
+        <w:jc w:val="left"/>
+        <w:tblInd w:type="dxa" w:w="0"/>
+      </w:tblPr>
+      <w:trPr>
+        <w:jc w:val="left"/>
+      </w:trPr>
       <w:tcPr>
+        <w:vAlign w:val="bottom"/>
         <w:tcBorders>
           <w:bottom w:val="single"/>
         </w:tcBorders>
-        <w:vAlign w:val="bottom"/>
       </w:tcPr>
     </w:tblStylePr>
   </w:style>
@@ -3399,8 +3445,8 @@
     <w:name w:val="KeywordTok"/>
     <w:basedOn w:val="VerbatimChar"/>
     <w:rPr>
+      <w:color w:val="007020"/>
       <w:b/>
-      <w:color w:val="007020"/>
     </w:rPr>
   </w:style>
   <w:style w:type="character" w:customStyle="1" w:styleId="DataTypeTok">
@@ -3477,42 +3523,42 @@
     <w:name w:val="ImportTok"/>
     <w:basedOn w:val="VerbatimChar"/>
     <w:rPr>
+      <w:color w:val="008000"/>
       <w:b/>
-      <w:color w:val="008000"/>
     </w:rPr>
   </w:style>
   <w:style w:type="character" w:customStyle="1" w:styleId="CommentTok">
     <w:name w:val="CommentTok"/>
     <w:basedOn w:val="VerbatimChar"/>
     <w:rPr>
+      <w:color w:val="60a0b0"/>
       <w:i/>
-      <w:color w:val="60a0b0"/>
     </w:rPr>
   </w:style>
   <w:style w:type="character" w:customStyle="1" w:styleId="DocumentationTok">
     <w:name w:val="DocumentationTok"/>
     <w:basedOn w:val="VerbatimChar"/>
     <w:rPr>
+      <w:color w:val="ba2121"/>
       <w:i/>
-      <w:color w:val="ba2121"/>
     </w:rPr>
   </w:style>
   <w:style w:type="character" w:customStyle="1" w:styleId="AnnotationTok">
     <w:name w:val="AnnotationTok"/>
     <w:basedOn w:val="VerbatimChar"/>
     <w:rPr>
+      <w:color w:val="60a0b0"/>
       <w:b/>
       <w:i/>
-      <w:color w:val="60a0b0"/>
     </w:rPr>
   </w:style>
   <w:style w:type="character" w:customStyle="1" w:styleId="CommentVarTok">
     <w:name w:val="CommentVarTok"/>
     <w:basedOn w:val="VerbatimChar"/>
     <w:rPr>
+      <w:color w:val="60a0b0"/>
       <w:b/>
       <w:i/>
-      <w:color w:val="60a0b0"/>
     </w:rPr>
   </w:style>
   <w:style w:type="character" w:customStyle="1" w:styleId="OtherTok">
@@ -3540,8 +3586,8 @@
     <w:name w:val="ControlFlowTok"/>
     <w:basedOn w:val="VerbatimChar"/>
     <w:rPr>
+      <w:color w:val="007020"/>
       <w:b/>
-      <w:color w:val="007020"/>
     </w:rPr>
   </w:style>
   <w:style w:type="character" w:customStyle="1" w:styleId="OperatorTok">
@@ -3586,34 +3632,34 @@
     <w:name w:val="InformationTok"/>
     <w:basedOn w:val="VerbatimChar"/>
     <w:rPr>
+      <w:color w:val="60a0b0"/>
       <w:b/>
       <w:i/>
-      <w:color w:val="60a0b0"/>
     </w:rPr>
   </w:style>
   <w:style w:type="character" w:customStyle="1" w:styleId="WarningTok">
     <w:name w:val="WarningTok"/>
     <w:basedOn w:val="VerbatimChar"/>
     <w:rPr>
+      <w:color w:val="60a0b0"/>
       <w:b/>
       <w:i/>
-      <w:color w:val="60a0b0"/>
     </w:rPr>
   </w:style>
   <w:style w:type="character" w:customStyle="1" w:styleId="AlertTok">
     <w:name w:val="AlertTok"/>
     <w:basedOn w:val="VerbatimChar"/>
     <w:rPr>
+      <w:color w:val="ff0000"/>
       <w:b/>
-      <w:color w:val="ff0000"/>
     </w:rPr>
   </w:style>
   <w:style w:type="character" w:customStyle="1" w:styleId="ErrorTok">
     <w:name w:val="ErrorTok"/>
     <w:basedOn w:val="VerbatimChar"/>
     <w:rPr>
+      <w:color w:val="ff0000"/>
       <w:b/>
-      <w:color w:val="ff0000"/>
     </w:rPr>
   </w:style>
   <w:style w:type="character" w:customStyle="1" w:styleId="NormalTok">
@@ -3635,44 +3681,44 @@
         <a:sysClr val="window" lastClr="FFFFFF"/>
       </a:lt1>
       <a:dk2>
-        <a:srgbClr val="0E2841"/>
+        <a:srgbClr val="1F497D"/>
       </a:dk2>
       <a:lt2>
-        <a:srgbClr val="E8E8E8"/>
+        <a:srgbClr val="EEECE1"/>
       </a:lt2>
       <a:accent1>
-        <a:srgbClr val="156082"/>
+        <a:srgbClr val="4F81BD"/>
       </a:accent1>
       <a:accent2>
-        <a:srgbClr val="E97132"/>
+        <a:srgbClr val="C0504D"/>
       </a:accent2>
       <a:accent3>
-        <a:srgbClr val="196B24"/>
+        <a:srgbClr val="9BBB59"/>
       </a:accent3>
       <a:accent4>
-        <a:srgbClr val="0F9ED5"/>
+        <a:srgbClr val="8064A2"/>
       </a:accent4>
       <a:accent5>
-        <a:srgbClr val="A02B93"/>
+        <a:srgbClr val="4BACC6"/>
       </a:accent5>
       <a:accent6>
-        <a:srgbClr val="4EA72E"/>
+        <a:srgbClr val="F79646"/>
       </a:accent6>
       <a:hlink>
-        <a:srgbClr val="467886"/>
+        <a:srgbClr val="0000FF"/>
       </a:hlink>
       <a:folHlink>
-        <a:srgbClr val="96607D"/>
+        <a:srgbClr val="800080"/>
       </a:folHlink>
     </a:clrScheme>
     <a:fontScheme name="Office">
       <a:majorFont>
-        <a:latin typeface="Aptos Display" panose="02110004020202020204"/>
+        <a:latin typeface="Calibri"/>
         <a:ea typeface=""/>
         <a:cs typeface=""/>
-        <a:font script="Jpan" typeface="游ゴシック Light"/>
+        <a:font script="Jpan" typeface="ＭＳ ゴシック"/>
         <a:font script="Hang" typeface="맑은 고딕"/>
-        <a:font script="Hans" typeface="等线 Light"/>
+        <a:font script="Hans" typeface="宋体"/>
         <a:font script="Hant" typeface="新細明體"/>
         <a:font script="Arab" typeface="Times New Roman"/>
         <a:font script="Hebr" typeface="Times New Roman"/>
@@ -3699,32 +3745,14 @@
         <a:font script="Mong" typeface="Mongolian Baiti"/>
         <a:font script="Viet" typeface="Times New Roman"/>
         <a:font script="Uigh" typeface="Microsoft Uighur"/>
-        <a:font script="Geor" typeface="Sylfaen"/>
-        <a:font script="Armn" typeface="Arial"/>
-        <a:font script="Bugi" typeface="Leelawadee UI"/>
-        <a:font script="Bopo" typeface="Microsoft JhengHei"/>
-        <a:font script="Java" typeface="Javanese Text"/>
-        <a:font script="Lisu" typeface="Segoe UI"/>
-        <a:font script="Mymr" typeface="Myanmar Text"/>
-        <a:font script="Nkoo" typeface="Ebrima"/>
-        <a:font script="Olck" typeface="Nirmala UI"/>
-        <a:font script="Osma" typeface="Ebrima"/>
-        <a:font script="Phag" typeface="Phagspa"/>
-        <a:font script="Syrn" typeface="Estrangelo Edessa"/>
-        <a:font script="Syrj" typeface="Estrangelo Edessa"/>
-        <a:font script="Syre" typeface="Estrangelo Edessa"/>
-        <a:font script="Sora" typeface="Nirmala UI"/>
-        <a:font script="Tale" typeface="Microsoft Tai Le"/>
-        <a:font script="Talu" typeface="Microsoft New Tai Lue"/>
-        <a:font script="Tfng" typeface="Ebrima"/>
       </a:majorFont>
       <a:minorFont>
-        <a:latin typeface="Aptos" panose="02110004020202020204"/>
+        <a:latin typeface="Cambria"/>
         <a:ea typeface=""/>
         <a:cs typeface=""/>
-        <a:font script="Jpan" typeface="游明朝"/>
+        <a:font script="Jpan" typeface="ＭＳ 明朝"/>
         <a:font script="Hang" typeface="맑은 고딕"/>
-        <a:font script="Hans" typeface="等线"/>
+        <a:font script="Hans" typeface="宋体"/>
         <a:font script="Hant" typeface="新細明體"/>
         <a:font script="Arab" typeface="Arial"/>
         <a:font script="Hebr" typeface="Arial"/>
@@ -3751,24 +3779,6 @@
         <a:font script="Mong" typeface="Mongolian Baiti"/>
         <a:font script="Viet" typeface="Arial"/>
         <a:font script="Uigh" typeface="Microsoft Uighur"/>
-        <a:font script="Geor" typeface="Sylfaen"/>
-        <a:font script="Armn" typeface="Arial"/>
-        <a:font script="Bugi" typeface="Leelawadee UI"/>
-        <a:font script="Bopo" typeface="Microsoft JhengHei"/>
-        <a:font script="Java" typeface="Javanese Text"/>
-        <a:font script="Lisu" typeface="Segoe UI"/>
-        <a:font script="Mymr" typeface="Myanmar Text"/>
-        <a:font script="Nkoo" typeface="Ebrima"/>
-        <a:font script="Olck" typeface="Nirmala UI"/>
-        <a:font script="Osma" typeface="Ebrima"/>
-        <a:font script="Phag" typeface="Phagspa"/>
-        <a:font script="Syrn" typeface="Estrangelo Edessa"/>
-        <a:font script="Syrj" typeface="Estrangelo Edessa"/>
-        <a:font script="Syre" typeface="Estrangelo Edessa"/>
-        <a:font script="Sora" typeface="Nirmala UI"/>
-        <a:font script="Tale" typeface="Microsoft Tai Le"/>
-        <a:font script="Talu" typeface="Microsoft New Tai Lue"/>
-        <a:font script="Tfng" typeface="Ebrima"/>
       </a:minorFont>
     </a:fontScheme>
     <a:fmtScheme name="Office">
@@ -3780,141 +3790,200 @@
           <a:gsLst>
             <a:gs pos="0">
               <a:schemeClr val="phClr">
-                <a:lumMod val="110000"/>
-                <a:satMod val="105000"/>
-                <a:tint val="67000"/>
+                <a:tint val="50000"/>
+                <a:satMod val="300000"/>
               </a:schemeClr>
             </a:gs>
-            <a:gs pos="50000">
+            <a:gs pos="35000">
               <a:schemeClr val="phClr">
-                <a:lumMod val="105000"/>
-                <a:satMod val="103000"/>
-                <a:tint val="73000"/>
+                <a:tint val="37000"/>
+                <a:satMod val="300000"/>
               </a:schemeClr>
             </a:gs>
             <a:gs pos="100000">
               <a:schemeClr val="phClr">
-                <a:lumMod val="105000"/>
-                <a:satMod val="109000"/>
-                <a:tint val="81000"/>
+                <a:tint val="15000"/>
+                <a:satMod val="350000"/>
               </a:schemeClr>
             </a:gs>
           </a:gsLst>
-          <a:lin ang="5400000" scaled="0"/>
+          <a:lin ang="16200000" scaled="1"/>
         </a:gradFill>
         <a:gradFill rotWithShape="1">
           <a:gsLst>
             <a:gs pos="0">
               <a:schemeClr val="phClr">
-                <a:satMod val="103000"/>
-                <a:lumMod val="102000"/>
-                <a:tint val="94000"/>
-              </a:schemeClr>
-            </a:gs>
-            <a:gs pos="50000">
-              <a:schemeClr val="phClr">
-                <a:satMod val="110000"/>
-                <a:lumMod val="100000"/>
+                <a:tint val="100000"/>
                 <a:shade val="100000"/>
+                <a:satMod val="130000"/>
               </a:schemeClr>
             </a:gs>
             <a:gs pos="100000">
               <a:schemeClr val="phClr">
-                <a:lumMod val="99000"/>
-                <a:satMod val="120000"/>
-                <a:shade val="78000"/>
+                <a:tint val="50000"/>
+                <a:shade val="100000"/>
+                <a:satMod val="350000"/>
               </a:schemeClr>
             </a:gs>
           </a:gsLst>
-          <a:lin ang="5400000" scaled="0"/>
+          <a:lin ang="16200000" scaled="0"/>
         </a:gradFill>
       </a:fillStyleLst>
       <a:lnStyleLst>
-        <a:ln w="6350" cap="flat" cmpd="sng" algn="ctr">
+        <a:ln w="9525" cap="flat" cmpd="sng" algn="ctr">
+          <a:solidFill>
+            <a:schemeClr val="phClr">
+              <a:shade val="95000"/>
+              <a:satMod val="105000"/>
+            </a:schemeClr>
+          </a:solidFill>
+          <a:prstDash val="solid"/>
+        </a:ln>
+        <a:ln w="25400" cap="flat" cmpd="sng" algn="ctr">
           <a:solidFill>
             <a:schemeClr val="phClr"/>
           </a:solidFill>
           <a:prstDash val="solid"/>
-          <a:miter lim="800000"/>
         </a:ln>
-        <a:ln w="12700" cap="flat" cmpd="sng" algn="ctr">
+        <a:ln w="38100" cap="flat" cmpd="sng" algn="ctr">
           <a:solidFill>
             <a:schemeClr val="phClr"/>
           </a:solidFill>
           <a:prstDash val="solid"/>
-          <a:miter lim="800000"/>
-        </a:ln>
-        <a:ln w="19050" cap="flat" cmpd="sng" algn="ctr">
-          <a:solidFill>
-            <a:schemeClr val="phClr"/>
-          </a:solidFill>
-          <a:prstDash val="solid"/>
-          <a:miter lim="800000"/>
         </a:ln>
       </a:lnStyleLst>
       <a:effectStyleLst>
         <a:effectStyle>
-          <a:effectLst/>
-        </a:effectStyle>
-        <a:effectStyle>
-          <a:effectLst/>
+          <a:effectLst>
+            <a:outerShdw blurRad="40000" dist="20000" dir="5400000" rotWithShape="0">
+              <a:srgbClr val="000000">
+                <a:alpha val="38000"/>
+              </a:srgbClr>
+            </a:outerShdw>
+          </a:effectLst>
         </a:effectStyle>
         <a:effectStyle>
           <a:effectLst>
-            <a:outerShdw blurRad="57150" dist="19050" dir="5400000" algn="ctr" rotWithShape="0">
+            <a:outerShdw blurRad="40000" dist="23000" dir="5400000" rotWithShape="0">
               <a:srgbClr val="000000">
-                <a:alpha val="63000"/>
+                <a:alpha val="35000"/>
               </a:srgbClr>
             </a:outerShdw>
           </a:effectLst>
+        </a:effectStyle>
+        <a:effectStyle>
+          <a:effectLst>
+            <a:outerShdw blurRad="40000" dist="23000" dir="5400000" rotWithShape="0">
+              <a:srgbClr val="000000">
+                <a:alpha val="35000"/>
+              </a:srgbClr>
+            </a:outerShdw>
+          </a:effectLst>
+          <a:scene3d>
+            <a:camera prst="orthographicFront">
+              <a:rot lat="0" lon="0" rev="0"/>
+            </a:camera>
+            <a:lightRig rig="threePt" dir="t">
+              <a:rot lat="0" lon="0" rev="1200000"/>
+            </a:lightRig>
+          </a:scene3d>
+          <a:sp3d>
+            <a:bevelT w="63500" h="25400"/>
+          </a:sp3d>
         </a:effectStyle>
       </a:effectStyleLst>
       <a:bgFillStyleLst>
         <a:solidFill>
           <a:schemeClr val="phClr"/>
         </a:solidFill>
-        <a:solidFill>
-          <a:schemeClr val="phClr">
-            <a:tint val="95000"/>
-            <a:satMod val="170000"/>
-          </a:schemeClr>
-        </a:solidFill>
         <a:gradFill rotWithShape="1">
           <a:gsLst>
             <a:gs pos="0">
               <a:schemeClr val="phClr">
-                <a:tint val="93000"/>
-                <a:satMod val="150000"/>
-                <a:shade val="98000"/>
-                <a:lumMod val="102000"/>
+                <a:tint val="40000"/>
+                <a:satMod val="350000"/>
               </a:schemeClr>
             </a:gs>
-            <a:gs pos="50000">
+            <a:gs pos="40000">
               <a:schemeClr val="phClr">
-                <a:tint val="98000"/>
-                <a:satMod val="130000"/>
-                <a:shade val="90000"/>
-                <a:lumMod val="103000"/>
+                <a:tint val="45000"/>
+                <a:shade val="99000"/>
+                <a:satMod val="350000"/>
               </a:schemeClr>
             </a:gs>
             <a:gs pos="100000">
               <a:schemeClr val="phClr">
-                <a:shade val="63000"/>
-                <a:satMod val="120000"/>
+                <a:shade val="20000"/>
+                <a:satMod val="255000"/>
               </a:schemeClr>
             </a:gs>
           </a:gsLst>
-          <a:lin ang="5400000" scaled="0"/>
+          <a:path path="circle">
+            <a:fillToRect l="50000" t="-80000" r="50000" b="180000"/>
+          </a:path>
+        </a:gradFill>
+        <a:gradFill rotWithShape="1">
+          <a:gsLst>
+            <a:gs pos="0">
+              <a:schemeClr val="phClr">
+                <a:tint val="80000"/>
+                <a:satMod val="300000"/>
+              </a:schemeClr>
+            </a:gs>
+            <a:gs pos="100000">
+              <a:schemeClr val="phClr">
+                <a:shade val="30000"/>
+                <a:satMod val="200000"/>
+              </a:schemeClr>
+            </a:gs>
+          </a:gsLst>
+          <a:path path="circle">
+            <a:fillToRect l="50000" t="50000" r="50000" b="50000"/>
+          </a:path>
         </a:gradFill>
       </a:bgFillStyleLst>
     </a:fmtScheme>
   </a:themeElements>
-  <a:objectDefaults/>
+  <a:objectDefaults>
+    <a:spDef>
+      <a:spPr/>
+      <a:bodyPr/>
+      <a:lstStyle/>
+      <a:style>
+        <a:lnRef idx="1">
+          <a:schemeClr val="accent1"/>
+        </a:lnRef>
+        <a:fillRef idx="3">
+          <a:schemeClr val="accent1"/>
+        </a:fillRef>
+        <a:effectRef idx="2">
+          <a:schemeClr val="accent1"/>
+        </a:effectRef>
+        <a:fontRef idx="minor">
+          <a:schemeClr val="lt1"/>
+        </a:fontRef>
+      </a:style>
+    </a:spDef>
+    <a:lnDef>
+      <a:spPr/>
+      <a:bodyPr/>
+      <a:lstStyle/>
+      <a:style>
+        <a:lnRef idx="2">
+          <a:schemeClr val="accent1"/>
+        </a:lnRef>
+        <a:fillRef idx="0">
+          <a:schemeClr val="accent1"/>
+        </a:fillRef>
+        <a:effectRef idx="1">
+          <a:schemeClr val="accent1"/>
+        </a:effectRef>
+        <a:fontRef idx="minor">
+          <a:schemeClr val="tx1"/>
+        </a:fontRef>
+      </a:style>
+    </a:lnDef>
+  </a:objectDefaults>
   <a:extraClrSchemeLst/>
-  <a:extLst>
-    <a:ext uri="{05A4C25C-085E-4340-85A3-A5531E510DB2}">
-      <thm15:themeFamily xmlns:thm15="http://schemas.microsoft.com/office/thememl/2012/main" name="Office Theme" id="{2E142A2C-CD16-42D6-873A-C26D2A0506FA}" vid="{1BDDFF52-6CD6-40A5-AB3C-68EB2F1E4D0A}"/>
-    </a:ext>
-  </a:extLst>
 </a:theme>
 </file>